--- a/2026/Рабочая тетрадь 3.docx
+++ b/2026/Рабочая тетрадь 3.docx
@@ -1546,18 +1546,18 @@
         </w:rPr>
       </w:pPr>
     </w:p>
-    <w:bookmarkStart w:id="1" w:name="_Toc66891486" w:displacedByCustomXml="next"/>
-    <w:bookmarkStart w:id="2" w:name="_Toc53328358" w:displacedByCustomXml="next"/>
-    <w:bookmarkStart w:id="3" w:name="_Toc53328297" w:displacedByCustomXml="next"/>
-    <w:bookmarkStart w:id="4" w:name="_Toc53328273" w:displacedByCustomXml="next"/>
-    <w:bookmarkStart w:id="5" w:name="_Toc32824513" w:displacedByCustomXml="next"/>
-    <w:bookmarkStart w:id="6" w:name="_Toc51944867" w:displacedByCustomXml="next"/>
-    <w:bookmarkStart w:id="7" w:name="_Toc66911088" w:displacedByCustomXml="next"/>
-    <w:bookmarkStart w:id="8" w:name="_Toc66911534" w:displacedByCustomXml="next"/>
-    <w:bookmarkStart w:id="9" w:name="_Toc66911612" w:displacedByCustomXml="next"/>
-    <w:bookmarkStart w:id="10" w:name="_Toc66911821" w:displacedByCustomXml="next"/>
-    <w:bookmarkStart w:id="11" w:name="_Toc70075743" w:displacedByCustomXml="next"/>
-    <w:bookmarkStart w:id="12" w:name="_Toc224834296" w:displacedByCustomXml="next"/>
+    <w:bookmarkStart w:id="1" w:name="_Toc227235737" w:displacedByCustomXml="next"/>
+    <w:bookmarkStart w:id="2" w:name="_Toc66891486" w:displacedByCustomXml="next"/>
+    <w:bookmarkStart w:id="3" w:name="_Toc53328358" w:displacedByCustomXml="next"/>
+    <w:bookmarkStart w:id="4" w:name="_Toc53328297" w:displacedByCustomXml="next"/>
+    <w:bookmarkStart w:id="5" w:name="_Toc53328273" w:displacedByCustomXml="next"/>
+    <w:bookmarkStart w:id="6" w:name="_Toc32824513" w:displacedByCustomXml="next"/>
+    <w:bookmarkStart w:id="7" w:name="_Toc51944867" w:displacedByCustomXml="next"/>
+    <w:bookmarkStart w:id="8" w:name="_Toc66911088" w:displacedByCustomXml="next"/>
+    <w:bookmarkStart w:id="9" w:name="_Toc66911534" w:displacedByCustomXml="next"/>
+    <w:bookmarkStart w:id="10" w:name="_Toc66911612" w:displacedByCustomXml="next"/>
+    <w:bookmarkStart w:id="11" w:name="_Toc66911821" w:displacedByCustomXml="next"/>
+    <w:bookmarkStart w:id="12" w:name="_Toc70075743" w:displacedByCustomXml="next"/>
     <w:sdt>
       <w:sdtPr>
         <w:rPr>
@@ -1657,7 +1657,7 @@
               <w14:ligatures w14:val="standardContextual"/>
             </w:rPr>
           </w:pPr>
-          <w:hyperlink w:anchor="_Toc224834296" w:history="1">
+          <w:hyperlink w:anchor="_Toc227235737" w:history="1">
             <w:r>
               <w:rPr>
                 <w:rStyle w:val="af0"/>
@@ -1680,7 +1680,7 @@
               <w:rPr>
                 <w:webHidden/>
               </w:rPr>
-              <w:instrText xml:space="preserve"> PAGEREF _Toc224834296 \h </w:instrText>
+              <w:instrText xml:space="preserve"> PAGEREF _Toc227235737 \h </w:instrText>
             </w:r>
             <w:r>
               <w:rPr>
@@ -1719,7 +1719,7 @@
               <w14:ligatures w14:val="standardContextual"/>
             </w:rPr>
           </w:pPr>
-          <w:hyperlink w:anchor="_Toc224834297" w:history="1">
+          <w:hyperlink w:anchor="_Toc227235738" w:history="1">
             <w:r>
               <w:rPr>
                 <w:rStyle w:val="af0"/>
@@ -1742,7 +1742,7 @@
               <w:rPr>
                 <w:webHidden/>
               </w:rPr>
-              <w:instrText xml:space="preserve"> PAGEREF _Toc224834297 \h </w:instrText>
+              <w:instrText xml:space="preserve"> PAGEREF _Toc227235738 \h </w:instrText>
             </w:r>
             <w:r>
               <w:rPr>
@@ -1781,7 +1781,7 @@
               <w14:ligatures w14:val="standardContextual"/>
             </w:rPr>
           </w:pPr>
-          <w:hyperlink w:anchor="_Toc224834298" w:history="1">
+          <w:hyperlink w:anchor="_Toc227235739" w:history="1">
             <w:r>
               <w:rPr>
                 <w:rStyle w:val="af0"/>
@@ -1804,7 +1804,7 @@
               <w:rPr>
                 <w:webHidden/>
               </w:rPr>
-              <w:instrText xml:space="preserve"> PAGEREF _Toc224834298 \h </w:instrText>
+              <w:instrText xml:space="preserve"> PAGEREF _Toc227235739 \h </w:instrText>
             </w:r>
             <w:r>
               <w:rPr>
@@ -1843,19 +1843,12 @@
               <w14:ligatures w14:val="standardContextual"/>
             </w:rPr>
           </w:pPr>
-          <w:hyperlink w:anchor="_Toc224834299" w:history="1">
+          <w:hyperlink w:anchor="_Toc227235740" w:history="1">
             <w:r>
               <w:rPr>
                 <w:rStyle w:val="af0"/>
               </w:rPr>
-              <w:t>Практическое задание №</w:t>
-            </w:r>
-            <w:r>
-              <w:rPr>
-                <w:rStyle w:val="af0"/>
-                <w:lang w:val="en-US"/>
-              </w:rPr>
-              <w:t>9</w:t>
+              <w:t>Практическое задание №3</w:t>
             </w:r>
             <w:r>
               <w:rPr>
@@ -1873,7 +1866,7 @@
               <w:rPr>
                 <w:webHidden/>
               </w:rPr>
-              <w:instrText xml:space="preserve"> PAGEREF _Toc224834299 \h </w:instrText>
+              <w:instrText xml:space="preserve"> PAGEREF _Toc227235740 \h </w:instrText>
             </w:r>
             <w:r>
               <w:rPr>
@@ -1912,7 +1905,7 @@
               <w14:ligatures w14:val="standardContextual"/>
             </w:rPr>
           </w:pPr>
-          <w:hyperlink w:anchor="_Toc224834300" w:history="1">
+          <w:hyperlink w:anchor="_Toc227235741" w:history="1">
             <w:r>
               <w:rPr>
                 <w:rStyle w:val="af0"/>
@@ -1931,7 +1924,7 @@
                 <w:rStyle w:val="af0"/>
                 <w:spacing w:val="-2"/>
               </w:rPr>
-              <w:t>задание №10</w:t>
+              <w:t>задание №4</w:t>
             </w:r>
             <w:r>
               <w:rPr>
@@ -1949,7 +1942,7 @@
               <w:rPr>
                 <w:webHidden/>
               </w:rPr>
-              <w:instrText xml:space="preserve"> PAGEREF _Toc224834300 \h </w:instrText>
+              <w:instrText xml:space="preserve"> PAGEREF _Toc227235741 \h </w:instrText>
             </w:r>
             <w:r>
               <w:rPr>
@@ -1966,255 +1959,7 @@
               <w:rPr>
                 <w:webHidden/>
               </w:rPr>
-              <w:t>7</w:t>
-            </w:r>
-            <w:r>
-              <w:rPr>
-                <w:webHidden/>
-              </w:rPr>
-              <w:fldChar w:fldCharType="end"/>
-            </w:r>
-          </w:hyperlink>
-        </w:p>
-        <w:p>
-          <w:pPr>
-            <w:pStyle w:val="13"/>
-            <w:rPr>
-              <w:rFonts w:asciiTheme="minorHAnsi" w:eastAsiaTheme="minorEastAsia" w:hAnsiTheme="minorHAnsi" w:cstheme="minorBidi"/>
-              <w:b w:val="0"/>
-              <w:bCs w:val="0"/>
-              <w:kern w:val="2"/>
-              <w:lang w:eastAsia="ru-RU"/>
-              <w14:ligatures w14:val="standardContextual"/>
-            </w:rPr>
-          </w:pPr>
-          <w:hyperlink w:anchor="_Toc224834301" w:history="1">
-            <w:r>
-              <w:rPr>
-                <w:rStyle w:val="af0"/>
-              </w:rPr>
-              <w:t>Практическое задание №4</w:t>
-            </w:r>
-            <w:r>
-              <w:rPr>
-                <w:webHidden/>
-              </w:rPr>
-              <w:tab/>
-            </w:r>
-            <w:r>
-              <w:rPr>
-                <w:webHidden/>
-              </w:rPr>
-              <w:fldChar w:fldCharType="begin"/>
-            </w:r>
-            <w:r>
-              <w:rPr>
-                <w:webHidden/>
-              </w:rPr>
-              <w:instrText xml:space="preserve"> PAGEREF _Toc224834301 \h </w:instrText>
-            </w:r>
-            <w:r>
-              <w:rPr>
-                <w:webHidden/>
-              </w:rPr>
-            </w:r>
-            <w:r>
-              <w:rPr>
-                <w:webHidden/>
-              </w:rPr>
-              <w:fldChar w:fldCharType="separate"/>
-            </w:r>
-            <w:r>
-              <w:rPr>
-                <w:webHidden/>
-              </w:rPr>
-              <w:t>9</w:t>
-            </w:r>
-            <w:r>
-              <w:rPr>
-                <w:webHidden/>
-              </w:rPr>
-              <w:fldChar w:fldCharType="end"/>
-            </w:r>
-          </w:hyperlink>
-        </w:p>
-        <w:p>
-          <w:pPr>
-            <w:pStyle w:val="13"/>
-            <w:rPr>
-              <w:rFonts w:asciiTheme="minorHAnsi" w:eastAsiaTheme="minorEastAsia" w:hAnsiTheme="minorHAnsi" w:cstheme="minorBidi"/>
-              <w:b w:val="0"/>
-              <w:bCs w:val="0"/>
-              <w:kern w:val="2"/>
-              <w:lang w:eastAsia="ru-RU"/>
-              <w14:ligatures w14:val="standardContextual"/>
-            </w:rPr>
-          </w:pPr>
-          <w:hyperlink w:anchor="_Toc224834302" w:history="1">
-            <w:r>
-              <w:rPr>
-                <w:rStyle w:val="af0"/>
-              </w:rPr>
-              <w:t>Практическое задание №5</w:t>
-            </w:r>
-            <w:r>
-              <w:rPr>
-                <w:webHidden/>
-              </w:rPr>
-              <w:tab/>
-            </w:r>
-            <w:r>
-              <w:rPr>
-                <w:webHidden/>
-              </w:rPr>
-              <w:fldChar w:fldCharType="begin"/>
-            </w:r>
-            <w:r>
-              <w:rPr>
-                <w:webHidden/>
-              </w:rPr>
-              <w:instrText xml:space="preserve"> PAGEREF _Toc224834302 \h </w:instrText>
-            </w:r>
-            <w:r>
-              <w:rPr>
-                <w:webHidden/>
-              </w:rPr>
-            </w:r>
-            <w:r>
-              <w:rPr>
-                <w:webHidden/>
-              </w:rPr>
-              <w:fldChar w:fldCharType="separate"/>
-            </w:r>
-            <w:r>
-              <w:rPr>
-                <w:webHidden/>
-              </w:rPr>
-              <w:t>14</w:t>
-            </w:r>
-            <w:r>
-              <w:rPr>
-                <w:webHidden/>
-              </w:rPr>
-              <w:fldChar w:fldCharType="end"/>
-            </w:r>
-          </w:hyperlink>
-        </w:p>
-        <w:p>
-          <w:pPr>
-            <w:pStyle w:val="13"/>
-            <w:rPr>
-              <w:rFonts w:asciiTheme="minorHAnsi" w:eastAsiaTheme="minorEastAsia" w:hAnsiTheme="minorHAnsi" w:cstheme="minorBidi"/>
-              <w:b w:val="0"/>
-              <w:bCs w:val="0"/>
-              <w:kern w:val="2"/>
-              <w:lang w:eastAsia="ru-RU"/>
-              <w14:ligatures w14:val="standardContextual"/>
-            </w:rPr>
-          </w:pPr>
-          <w:hyperlink w:anchor="_Toc224834303" w:history="1">
-            <w:r>
-              <w:rPr>
-                <w:rStyle w:val="af0"/>
-              </w:rPr>
-              <w:t>Практическое задание №6</w:t>
-            </w:r>
-            <w:r>
-              <w:rPr>
-                <w:webHidden/>
-              </w:rPr>
-              <w:tab/>
-            </w:r>
-            <w:r>
-              <w:rPr>
-                <w:webHidden/>
-              </w:rPr>
-              <w:fldChar w:fldCharType="begin"/>
-            </w:r>
-            <w:r>
-              <w:rPr>
-                <w:webHidden/>
-              </w:rPr>
-              <w:instrText xml:space="preserve"> PAGEREF _Toc224834303 \h </w:instrText>
-            </w:r>
-            <w:r>
-              <w:rPr>
-                <w:webHidden/>
-              </w:rPr>
-            </w:r>
-            <w:r>
-              <w:rPr>
-                <w:webHidden/>
-              </w:rPr>
-              <w:fldChar w:fldCharType="separate"/>
-            </w:r>
-            <w:r>
-              <w:rPr>
-                <w:webHidden/>
-              </w:rPr>
-              <w:t>16</w:t>
-            </w:r>
-            <w:r>
-              <w:rPr>
-                <w:webHidden/>
-              </w:rPr>
-              <w:fldChar w:fldCharType="end"/>
-            </w:r>
-          </w:hyperlink>
-        </w:p>
-        <w:p>
-          <w:pPr>
-            <w:pStyle w:val="13"/>
-            <w:rPr>
-              <w:rFonts w:asciiTheme="minorHAnsi" w:eastAsiaTheme="minorEastAsia" w:hAnsiTheme="minorHAnsi" w:cstheme="minorBidi"/>
-              <w:b w:val="0"/>
-              <w:bCs w:val="0"/>
-              <w:kern w:val="2"/>
-              <w:lang w:eastAsia="ru-RU"/>
-              <w14:ligatures w14:val="standardContextual"/>
-            </w:rPr>
-          </w:pPr>
-          <w:hyperlink w:anchor="_Toc224834304" w:history="1">
-            <w:r>
-              <w:rPr>
-                <w:rStyle w:val="af0"/>
-              </w:rPr>
-              <w:t>Практическое задание №7</w:t>
-            </w:r>
-            <w:r>
-              <w:rPr>
-                <w:webHidden/>
-              </w:rPr>
-              <w:tab/>
-            </w:r>
-            <w:r>
-              <w:rPr>
-                <w:webHidden/>
-              </w:rPr>
-              <w:fldChar w:fldCharType="begin"/>
-            </w:r>
-            <w:r>
-              <w:rPr>
-                <w:webHidden/>
-              </w:rPr>
-              <w:instrText xml:space="preserve"> PAGEREF _Toc224834304 \h </w:instrText>
-            </w:r>
-            <w:r>
-              <w:rPr>
-                <w:webHidden/>
-              </w:rPr>
-            </w:r>
-            <w:r>
-              <w:rPr>
-                <w:webHidden/>
-              </w:rPr>
-              <w:fldChar w:fldCharType="separate"/>
-            </w:r>
-            <w:r>
-              <w:rPr>
-                <w:webHidden/>
-              </w:rPr>
-              <w:t>18</w:t>
+              <w:t>6</w:t>
             </w:r>
             <w:r>
               <w:rPr>
@@ -2280,7 +2025,7 @@
       <w:pPr>
         <w:pStyle w:val="1"/>
       </w:pPr>
-      <w:bookmarkStart w:id="13" w:name="_Toc224834297"/>
+      <w:bookmarkStart w:id="13" w:name="_Toc227235738"/>
       <w:r>
         <w:lastRenderedPageBreak/>
         <w:t>Введение</w:t>
@@ -2350,7 +2095,7 @@
       <w:pPr>
         <w:pStyle w:val="1"/>
       </w:pPr>
-      <w:bookmarkStart w:id="14" w:name="_Toc224834298"/>
+      <w:bookmarkStart w:id="14" w:name="_Toc227235739"/>
       <w:r>
         <w:t>Основная часть</w:t>
       </w:r>
@@ -2363,14 +2108,14 @@
       <w:r>
         <w:t xml:space="preserve"> </w:t>
       </w:r>
-      <w:bookmarkStart w:id="15" w:name="_Toc224834299"/>
+      <w:bookmarkStart w:id="15" w:name="_Toc227235740"/>
       <w:r>
         <w:t>Практическое задание №</w:t>
       </w:r>
-      <w:bookmarkEnd w:id="15"/>
       <w:r>
         <w:t>3</w:t>
       </w:r>
+      <w:bookmarkEnd w:id="15"/>
     </w:p>
     <w:p>
       <w:pPr>
@@ -2702,7 +2447,7 @@
           <w:spacing w:val="-2"/>
         </w:rPr>
       </w:pPr>
-      <w:bookmarkStart w:id="16" w:name="_Toc224834300"/>
+      <w:bookmarkStart w:id="16" w:name="_Toc227235741"/>
       <w:r>
         <w:t>Практическое</w:t>
       </w:r>
@@ -2716,13 +2461,18 @@
         <w:rPr>
           <w:spacing w:val="-2"/>
         </w:rPr>
-        <w:t>задание №10</w:t>
+        <w:t>задание №</w:t>
+      </w:r>
+      <w:r>
+        <w:rPr>
+          <w:spacing w:val="-2"/>
+        </w:rPr>
+        <w:t>4</w:t>
       </w:r>
       <w:bookmarkEnd w:id="16"/>
     </w:p>
     <w:p>
       <w:pPr>
-        <w:pStyle w:val="af3"/>
         <w:rPr>
           <w:lang w:eastAsia="zh-CN"/>
         </w:rPr>
@@ -2732,40 +2482,11 @@
           <w:lang w:eastAsia="zh-CN"/>
         </w:rPr>
         <w:lastRenderedPageBreak/>
-        <w:t xml:space="preserve">Создан узел экспорта без исходных данных (проектирование структуры вручную). Добавлены поля, настроен мэппинг с другим набором данных и выполнена синхронизация. Проверена работа </w:t>
-      </w:r>
-      <w:proofErr w:type="spellStart"/>
-      <w:r>
-        <w:rPr>
-          <w:lang w:eastAsia="zh-CN"/>
-        </w:rPr>
-        <w:t>автосинхронизации</w:t>
-      </w:r>
-      <w:proofErr w:type="spellEnd"/>
-      <w:r>
-        <w:rPr>
-          <w:lang w:eastAsia="zh-CN"/>
-        </w:rPr>
-        <w:t xml:space="preserve"> и ручной настройки структуры.</w:t>
-      </w:r>
-    </w:p>
-    <w:p>
-      <w:pPr>
-        <w:jc w:val="center"/>
-        <w:rPr>
-          <w:lang w:eastAsia="zh-CN"/>
-        </w:rPr>
-      </w:pPr>
-      <w:r>
-        <w:rPr>
-          <w:noProof/>
-          <w:lang w:eastAsia="zh-CN"/>
-        </w:rPr>
         <w:drawing>
-          <wp:inline distT="0" distB="0" distL="0" distR="0" wp14:anchorId="2DD8E528" wp14:editId="74DC02ED">
-            <wp:extent cx="4572638" cy="3096057"/>
-            <wp:effectExtent l="0" t="0" r="0" b="9525"/>
-            <wp:docPr id="1873118259" name="Рисунок 1"/>
+          <wp:inline distT="0" distB="0" distL="0" distR="0" wp14:anchorId="6AEBA3B7" wp14:editId="420FEECE">
+            <wp:extent cx="5940425" cy="4297680"/>
+            <wp:effectExtent l="0" t="0" r="3175" b="7620"/>
+            <wp:docPr id="183161468" name="Рисунок 1"/>
             <wp:cNvGraphicFramePr>
               <a:graphicFrameLocks xmlns:a="http://schemas.openxmlformats.org/drawingml/2006/main" noChangeAspect="1"/>
             </wp:cNvGraphicFramePr>
@@ -2773,7 +2494,7 @@
               <a:graphicData uri="http://schemas.openxmlformats.org/drawingml/2006/picture">
                 <pic:pic xmlns:pic="http://schemas.openxmlformats.org/drawingml/2006/picture">
                   <pic:nvPicPr>
-                    <pic:cNvPr id="1873118259" name=""/>
+                    <pic:cNvPr id="183161468" name=""/>
                     <pic:cNvPicPr/>
                   </pic:nvPicPr>
                   <pic:blipFill>
@@ -2785,7 +2506,7 @@
                   <pic:spPr>
                     <a:xfrm>
                       <a:off x="0" y="0"/>
-                      <a:ext cx="4572638" cy="3096057"/>
+                      <a:ext cx="5940425" cy="4297680"/>
                     </a:xfrm>
                     <a:prstGeom prst="rect">
                       <a:avLst/>
@@ -2806,14 +2527,13 @@
       </w:pPr>
       <w:r>
         <w:rPr>
-          <w:noProof/>
           <w:lang w:eastAsia="zh-CN"/>
         </w:rPr>
         <w:drawing>
-          <wp:inline distT="0" distB="0" distL="0" distR="0" wp14:anchorId="37ECC4C0" wp14:editId="0C199FE1">
-            <wp:extent cx="5940425" cy="1987550"/>
-            <wp:effectExtent l="0" t="0" r="3175" b="0"/>
-            <wp:docPr id="63880727" name="Рисунок 1"/>
+          <wp:inline distT="0" distB="0" distL="0" distR="0" wp14:anchorId="72E26F5E" wp14:editId="3A4917E6">
+            <wp:extent cx="5940425" cy="4110355"/>
+            <wp:effectExtent l="0" t="0" r="3175" b="4445"/>
+            <wp:docPr id="1779060055" name="Рисунок 1"/>
             <wp:cNvGraphicFramePr>
               <a:graphicFrameLocks xmlns:a="http://schemas.openxmlformats.org/drawingml/2006/main" noChangeAspect="1"/>
             </wp:cNvGraphicFramePr>
@@ -2821,7 +2541,7 @@
               <a:graphicData uri="http://schemas.openxmlformats.org/drawingml/2006/picture">
                 <pic:pic xmlns:pic="http://schemas.openxmlformats.org/drawingml/2006/picture">
                   <pic:nvPicPr>
-                    <pic:cNvPr id="63880727" name=""/>
+                    <pic:cNvPr id="1779060055" name=""/>
                     <pic:cNvPicPr/>
                   </pic:nvPicPr>
                   <pic:blipFill>
@@ -2833,7 +2553,7 @@
                   <pic:spPr>
                     <a:xfrm>
                       <a:off x="0" y="0"/>
-                      <a:ext cx="5940425" cy="1987550"/>
+                      <a:ext cx="5940425" cy="4110355"/>
                     </a:xfrm>
                     <a:prstGeom prst="rect">
                       <a:avLst/>
@@ -2854,15 +2574,14 @@
       </w:pPr>
       <w:r>
         <w:rPr>
-          <w:noProof/>
           <w:lang w:eastAsia="zh-CN"/>
         </w:rPr>
         <w:lastRenderedPageBreak/>
         <w:drawing>
-          <wp:inline distT="0" distB="0" distL="0" distR="0" wp14:anchorId="7B1832BD" wp14:editId="6A5F7B49">
-            <wp:extent cx="4963218" cy="3229426"/>
-            <wp:effectExtent l="0" t="0" r="8890" b="9525"/>
-            <wp:docPr id="799111641" name="Рисунок 1"/>
+          <wp:inline distT="0" distB="0" distL="0" distR="0" wp14:anchorId="22CC7C0D" wp14:editId="09CF237D">
+            <wp:extent cx="5940425" cy="2491105"/>
+            <wp:effectExtent l="0" t="0" r="3175" b="4445"/>
+            <wp:docPr id="1776316100" name="Рисунок 1"/>
             <wp:cNvGraphicFramePr>
               <a:graphicFrameLocks xmlns:a="http://schemas.openxmlformats.org/drawingml/2006/main" noChangeAspect="1"/>
             </wp:cNvGraphicFramePr>
@@ -2870,7 +2589,7 @@
               <a:graphicData uri="http://schemas.openxmlformats.org/drawingml/2006/picture">
                 <pic:pic xmlns:pic="http://schemas.openxmlformats.org/drawingml/2006/picture">
                   <pic:nvPicPr>
-                    <pic:cNvPr id="799111641" name=""/>
+                    <pic:cNvPr id="1776316100" name=""/>
                     <pic:cNvPicPr/>
                   </pic:nvPicPr>
                   <pic:blipFill>
@@ -2882,7 +2601,7 @@
                   <pic:spPr>
                     <a:xfrm>
                       <a:off x="0" y="0"/>
-                      <a:ext cx="4963218" cy="3229426"/>
+                      <a:ext cx="5940425" cy="2491105"/>
                     </a:xfrm>
                     <a:prstGeom prst="rect">
                       <a:avLst/>
@@ -2898,19 +2617,18 @@
     <w:p>
       <w:pPr>
         <w:rPr>
+          <w:lang w:val="en-US" w:eastAsia="zh-CN"/>
+        </w:rPr>
+      </w:pPr>
+      <w:r>
+        <w:rPr>
           <w:lang w:eastAsia="zh-CN"/>
         </w:rPr>
-      </w:pPr>
-      <w:r>
-        <w:rPr>
-          <w:noProof/>
-          <w:lang w:eastAsia="zh-CN"/>
-        </w:rPr>
         <w:drawing>
-          <wp:inline distT="0" distB="0" distL="0" distR="0" wp14:anchorId="5C423B67" wp14:editId="0796EE7F">
-            <wp:extent cx="5940425" cy="2691765"/>
+          <wp:inline distT="0" distB="0" distL="0" distR="0" wp14:anchorId="665BAAD9" wp14:editId="762D4CC4">
+            <wp:extent cx="5940425" cy="4314190"/>
             <wp:effectExtent l="0" t="0" r="3175" b="0"/>
-            <wp:docPr id="743932636" name="Рисунок 1"/>
+            <wp:docPr id="279753041" name="Рисунок 1"/>
             <wp:cNvGraphicFramePr>
               <a:graphicFrameLocks xmlns:a="http://schemas.openxmlformats.org/drawingml/2006/main" noChangeAspect="1"/>
             </wp:cNvGraphicFramePr>
@@ -2918,7 +2636,7 @@
               <a:graphicData uri="http://schemas.openxmlformats.org/drawingml/2006/picture">
                 <pic:pic xmlns:pic="http://schemas.openxmlformats.org/drawingml/2006/picture">
                   <pic:nvPicPr>
-                    <pic:cNvPr id="743932636" name=""/>
+                    <pic:cNvPr id="279753041" name=""/>
                     <pic:cNvPicPr/>
                   </pic:nvPicPr>
                   <pic:blipFill>
@@ -2930,7 +2648,7 @@
                   <pic:spPr>
                     <a:xfrm>
                       <a:off x="0" y="0"/>
-                      <a:ext cx="5940425" cy="2691765"/>
+                      <a:ext cx="5940425" cy="4314190"/>
                     </a:xfrm>
                     <a:prstGeom prst="rect">
                       <a:avLst/>
@@ -2946,19 +2664,19 @@
     <w:p>
       <w:pPr>
         <w:rPr>
-          <w:lang w:eastAsia="zh-CN"/>
+          <w:lang w:val="en-US" w:eastAsia="zh-CN"/>
         </w:rPr>
       </w:pPr>
       <w:r>
         <w:rPr>
-          <w:noProof/>
-          <w:lang w:eastAsia="zh-CN"/>
-        </w:rPr>
+          <w:lang w:val="en-US" w:eastAsia="zh-CN"/>
+        </w:rPr>
+        <w:lastRenderedPageBreak/>
         <w:drawing>
-          <wp:inline distT="0" distB="0" distL="0" distR="0" wp14:anchorId="6BB4DD3B" wp14:editId="2D4C9F28">
-            <wp:extent cx="5940425" cy="2296795"/>
-            <wp:effectExtent l="0" t="0" r="3175" b="8255"/>
-            <wp:docPr id="655893891" name="Рисунок 1"/>
+          <wp:inline distT="0" distB="0" distL="0" distR="0" wp14:anchorId="79DF1C7E" wp14:editId="63548D37">
+            <wp:extent cx="5940425" cy="4504690"/>
+            <wp:effectExtent l="0" t="0" r="3175" b="0"/>
+            <wp:docPr id="456507970" name="Рисунок 1"/>
             <wp:cNvGraphicFramePr>
               <a:graphicFrameLocks xmlns:a="http://schemas.openxmlformats.org/drawingml/2006/main" noChangeAspect="1"/>
             </wp:cNvGraphicFramePr>
@@ -2966,7 +2684,7 @@
               <a:graphicData uri="http://schemas.openxmlformats.org/drawingml/2006/picture">
                 <pic:pic xmlns:pic="http://schemas.openxmlformats.org/drawingml/2006/picture">
                   <pic:nvPicPr>
-                    <pic:cNvPr id="655893891" name=""/>
+                    <pic:cNvPr id="456507970" name=""/>
                     <pic:cNvPicPr/>
                   </pic:nvPicPr>
                   <pic:blipFill>
@@ -2978,7 +2696,7 @@
                   <pic:spPr>
                     <a:xfrm>
                       <a:off x="0" y="0"/>
-                      <a:ext cx="5940425" cy="2296795"/>
+                      <a:ext cx="5940425" cy="4504690"/>
                     </a:xfrm>
                     <a:prstGeom prst="rect">
                       <a:avLst/>
@@ -2993,22 +2711,26 @@
     </w:p>
     <w:p>
       <w:pPr>
-        <w:jc w:val="center"/>
-        <w:rPr>
-          <w:lang w:eastAsia="zh-CN"/>
+        <w:rPr>
+          <w:lang w:val="en-US" w:eastAsia="zh-CN"/>
+        </w:rPr>
+      </w:pPr>
+    </w:p>
+    <w:p>
+      <w:pPr>
+        <w:rPr>
+          <w:lang w:val="en-US" w:eastAsia="zh-CN"/>
         </w:rPr>
       </w:pPr>
       <w:r>
         <w:rPr>
-          <w:noProof/>
-          <w:lang w:eastAsia="zh-CN"/>
-        </w:rPr>
-        <w:lastRenderedPageBreak/>
+          <w:lang w:val="en-US" w:eastAsia="zh-CN"/>
+        </w:rPr>
         <w:drawing>
-          <wp:inline distT="0" distB="0" distL="0" distR="0" wp14:anchorId="1EB2AE7C" wp14:editId="47DC868A">
-            <wp:extent cx="4563112" cy="3181794"/>
-            <wp:effectExtent l="0" t="0" r="8890" b="0"/>
-            <wp:docPr id="32342361" name="Рисунок 1"/>
+          <wp:inline distT="0" distB="0" distL="0" distR="0" wp14:anchorId="7D903F0A" wp14:editId="1BF84D45">
+            <wp:extent cx="5940425" cy="4274185"/>
+            <wp:effectExtent l="0" t="0" r="3175" b="0"/>
+            <wp:docPr id="1190330291" name="Рисунок 1"/>
             <wp:cNvGraphicFramePr>
               <a:graphicFrameLocks xmlns:a="http://schemas.openxmlformats.org/drawingml/2006/main" noChangeAspect="1"/>
             </wp:cNvGraphicFramePr>
@@ -3016,7 +2738,7 @@
               <a:graphicData uri="http://schemas.openxmlformats.org/drawingml/2006/picture">
                 <pic:pic xmlns:pic="http://schemas.openxmlformats.org/drawingml/2006/picture">
                   <pic:nvPicPr>
-                    <pic:cNvPr id="32342361" name=""/>
+                    <pic:cNvPr id="1190330291" name=""/>
                     <pic:cNvPicPr/>
                   </pic:nvPicPr>
                   <pic:blipFill>
@@ -3028,7 +2750,7 @@
                   <pic:spPr>
                     <a:xfrm>
                       <a:off x="0" y="0"/>
-                      <a:ext cx="4563112" cy="3181794"/>
+                      <a:ext cx="5940425" cy="4274185"/>
                     </a:xfrm>
                     <a:prstGeom prst="rect">
                       <a:avLst/>
@@ -3043,41 +2765,20 @@
     </w:p>
     <w:p>
       <w:pPr>
-        <w:pStyle w:val="af1"/>
-      </w:pPr>
-      <w:bookmarkStart w:id="17" w:name="_Toc224834301"/>
+        <w:rPr>
+          <w:lang w:val="en-US" w:eastAsia="zh-CN"/>
+        </w:rPr>
+      </w:pPr>
       <w:r>
-        <w:t>Практическое задание №4</w:t>
-      </w:r>
-      <w:bookmarkEnd w:id="17"/>
-    </w:p>
-    <w:p>
-      <w:pPr>
-        <w:pStyle w:val="af7"/>
-        <w:spacing w:before="320"/>
-        <w:ind w:left="0"/>
-        <w:jc w:val="center"/>
-        <w:rPr>
-          <w:b/>
-        </w:rPr>
-      </w:pPr>
-      <w:r>
-        <w:rPr>
-          <w:rStyle w:val="af4"/>
-        </w:rPr>
-        <w:t>Выполнено объединение данных с помощью компонента «Слияние». Рассмотрены различные типы соединений (внутреннее, левое, правое, полное, разность), настроены связи по ключевым полям и проанализирован результат для каждого типа</w:t>
-      </w:r>
-      <w:r>
-        <w:rPr>
-          <w:b/>
-          <w:noProof/>
-          <w:lang w:val="en-US"/>
-        </w:rPr>
+        <w:rPr>
+          <w:lang w:val="en-US" w:eastAsia="zh-CN"/>
+        </w:rPr>
+        <w:lastRenderedPageBreak/>
         <w:drawing>
-          <wp:inline distT="0" distB="0" distL="0" distR="0" wp14:anchorId="4C0C88CB" wp14:editId="17E8BF59">
-            <wp:extent cx="5496692" cy="1543265"/>
-            <wp:effectExtent l="0" t="0" r="8890" b="0"/>
-            <wp:docPr id="474085339" name="Рисунок 1"/>
+          <wp:inline distT="0" distB="0" distL="0" distR="0" wp14:anchorId="1539CD4E" wp14:editId="6822687A">
+            <wp:extent cx="5940425" cy="4237990"/>
+            <wp:effectExtent l="0" t="0" r="3175" b="0"/>
+            <wp:docPr id="504858814" name="Рисунок 1"/>
             <wp:cNvGraphicFramePr>
               <a:graphicFrameLocks xmlns:a="http://schemas.openxmlformats.org/drawingml/2006/main" noChangeAspect="1"/>
             </wp:cNvGraphicFramePr>
@@ -3085,7 +2786,7 @@
               <a:graphicData uri="http://schemas.openxmlformats.org/drawingml/2006/picture">
                 <pic:pic xmlns:pic="http://schemas.openxmlformats.org/drawingml/2006/picture">
                   <pic:nvPicPr>
-                    <pic:cNvPr id="474085339" name=""/>
+                    <pic:cNvPr id="504858814" name=""/>
                     <pic:cNvPicPr/>
                   </pic:nvPicPr>
                   <pic:blipFill>
@@ -3097,7 +2798,7 @@
                   <pic:spPr>
                     <a:xfrm>
                       <a:off x="0" y="0"/>
-                      <a:ext cx="5496692" cy="1543265"/>
+                      <a:ext cx="5940425" cy="4237990"/>
                     </a:xfrm>
                     <a:prstGeom prst="rect">
                       <a:avLst/>
@@ -3112,26 +2813,19 @@
     </w:p>
     <w:p>
       <w:pPr>
-        <w:pStyle w:val="af7"/>
-        <w:spacing w:before="320"/>
-        <w:ind w:left="0"/>
-        <w:jc w:val="center"/>
-        <w:rPr>
-          <w:b/>
-          <w:lang w:val="en-US"/>
+        <w:rPr>
+          <w:lang w:val="en-US" w:eastAsia="zh-CN"/>
         </w:rPr>
       </w:pPr>
       <w:r>
         <w:rPr>
-          <w:b/>
-          <w:noProof/>
-          <w:lang w:val="en-US"/>
+          <w:lang w:val="en-US" w:eastAsia="zh-CN"/>
         </w:rPr>
         <w:drawing>
-          <wp:inline distT="0" distB="0" distL="0" distR="0" wp14:anchorId="2791D479" wp14:editId="00EBE18C">
-            <wp:extent cx="5940425" cy="2384425"/>
-            <wp:effectExtent l="0" t="0" r="3175" b="0"/>
-            <wp:docPr id="723324783" name="Рисунок 1"/>
+          <wp:inline distT="0" distB="0" distL="0" distR="0" wp14:anchorId="3FABA170" wp14:editId="799E95BE">
+            <wp:extent cx="5940425" cy="3535680"/>
+            <wp:effectExtent l="0" t="0" r="3175" b="7620"/>
+            <wp:docPr id="588613167" name="Рисунок 1"/>
             <wp:cNvGraphicFramePr>
               <a:graphicFrameLocks xmlns:a="http://schemas.openxmlformats.org/drawingml/2006/main" noChangeAspect="1"/>
             </wp:cNvGraphicFramePr>
@@ -3139,7 +2833,7 @@
               <a:graphicData uri="http://schemas.openxmlformats.org/drawingml/2006/picture">
                 <pic:pic xmlns:pic="http://schemas.openxmlformats.org/drawingml/2006/picture">
                   <pic:nvPicPr>
-                    <pic:cNvPr id="723324783" name=""/>
+                    <pic:cNvPr id="588613167" name=""/>
                     <pic:cNvPicPr/>
                   </pic:nvPicPr>
                   <pic:blipFill>
@@ -3151,7 +2845,7 @@
                   <pic:spPr>
                     <a:xfrm>
                       <a:off x="0" y="0"/>
-                      <a:ext cx="5940425" cy="2384425"/>
+                      <a:ext cx="5940425" cy="3535680"/>
                     </a:xfrm>
                     <a:prstGeom prst="rect">
                       <a:avLst/>
@@ -3166,27 +2860,20 @@
     </w:p>
     <w:p>
       <w:pPr>
-        <w:pStyle w:val="af7"/>
-        <w:spacing w:before="320"/>
-        <w:ind w:left="0"/>
-        <w:jc w:val="center"/>
-        <w:rPr>
-          <w:b/>
-          <w:lang w:val="en-US"/>
+        <w:rPr>
+          <w:lang w:val="en-US" w:eastAsia="zh-CN"/>
         </w:rPr>
       </w:pPr>
       <w:r>
         <w:rPr>
-          <w:b/>
-          <w:noProof/>
-          <w:lang w:val="en-US"/>
+          <w:lang w:val="en-US" w:eastAsia="zh-CN"/>
         </w:rPr>
         <w:lastRenderedPageBreak/>
         <w:drawing>
-          <wp:inline distT="0" distB="0" distL="0" distR="0" wp14:anchorId="3188AB88" wp14:editId="696FC60F">
-            <wp:extent cx="5940425" cy="3272790"/>
-            <wp:effectExtent l="0" t="0" r="3175" b="3810"/>
-            <wp:docPr id="408659819" name="Рисунок 1"/>
+          <wp:inline distT="0" distB="0" distL="0" distR="0" wp14:anchorId="049DC670" wp14:editId="7D1EB0C7">
+            <wp:extent cx="4775751" cy="4811486"/>
+            <wp:effectExtent l="0" t="0" r="6350" b="8255"/>
+            <wp:docPr id="1722957796" name="Рисунок 1"/>
             <wp:cNvGraphicFramePr>
               <a:graphicFrameLocks xmlns:a="http://schemas.openxmlformats.org/drawingml/2006/main" noChangeAspect="1"/>
             </wp:cNvGraphicFramePr>
@@ -3194,7 +2881,7 @@
               <a:graphicData uri="http://schemas.openxmlformats.org/drawingml/2006/picture">
                 <pic:pic xmlns:pic="http://schemas.openxmlformats.org/drawingml/2006/picture">
                   <pic:nvPicPr>
-                    <pic:cNvPr id="408659819" name=""/>
+                    <pic:cNvPr id="1722957796" name=""/>
                     <pic:cNvPicPr/>
                   </pic:nvPicPr>
                   <pic:blipFill>
@@ -3206,7 +2893,7 @@
                   <pic:spPr>
                     <a:xfrm>
                       <a:off x="0" y="0"/>
-                      <a:ext cx="5940425" cy="3272790"/>
+                      <a:ext cx="4779646" cy="4815411"/>
                     </a:xfrm>
                     <a:prstGeom prst="rect">
                       <a:avLst/>
@@ -3221,26 +2908,19 @@
     </w:p>
     <w:p>
       <w:pPr>
-        <w:pStyle w:val="af7"/>
-        <w:spacing w:before="320"/>
-        <w:ind w:left="0"/>
-        <w:jc w:val="center"/>
-        <w:rPr>
-          <w:b/>
-          <w:lang w:val="en-US"/>
+        <w:rPr>
+          <w:lang w:val="en-US" w:eastAsia="zh-CN"/>
         </w:rPr>
       </w:pPr>
       <w:r>
         <w:rPr>
-          <w:b/>
-          <w:noProof/>
-          <w:lang w:val="en-US"/>
+          <w:lang w:val="en-US" w:eastAsia="zh-CN"/>
         </w:rPr>
         <w:drawing>
-          <wp:inline distT="0" distB="0" distL="0" distR="0" wp14:anchorId="1E9D8D2B" wp14:editId="1D3D5F00">
-            <wp:extent cx="5258534" cy="4658375"/>
-            <wp:effectExtent l="0" t="0" r="0" b="8890"/>
-            <wp:docPr id="1376331376" name="Рисунок 1"/>
+          <wp:inline distT="0" distB="0" distL="0" distR="0" wp14:anchorId="552A9B32" wp14:editId="55846D83">
+            <wp:extent cx="4833257" cy="4157479"/>
+            <wp:effectExtent l="0" t="0" r="5715" b="0"/>
+            <wp:docPr id="699984003" name="Рисунок 1"/>
             <wp:cNvGraphicFramePr>
               <a:graphicFrameLocks xmlns:a="http://schemas.openxmlformats.org/drawingml/2006/main" noChangeAspect="1"/>
             </wp:cNvGraphicFramePr>
@@ -3248,7 +2928,7 @@
               <a:graphicData uri="http://schemas.openxmlformats.org/drawingml/2006/picture">
                 <pic:pic xmlns:pic="http://schemas.openxmlformats.org/drawingml/2006/picture">
                   <pic:nvPicPr>
-                    <pic:cNvPr id="1376331376" name=""/>
+                    <pic:cNvPr id="699984003" name=""/>
                     <pic:cNvPicPr/>
                   </pic:nvPicPr>
                   <pic:blipFill>
@@ -3260,7 +2940,7 @@
                   <pic:spPr>
                     <a:xfrm>
                       <a:off x="0" y="0"/>
-                      <a:ext cx="5258534" cy="4658375"/>
+                      <a:ext cx="4834732" cy="4158748"/>
                     </a:xfrm>
                     <a:prstGeom prst="rect">
                       <a:avLst/>
@@ -3273,1246 +2953,8 @@
         </w:drawing>
       </w:r>
     </w:p>
-    <w:p>
-      <w:pPr>
-        <w:pStyle w:val="af7"/>
-        <w:spacing w:before="320"/>
-        <w:ind w:left="0"/>
-        <w:jc w:val="center"/>
-        <w:rPr>
-          <w:b/>
-          <w:lang w:val="en-US"/>
-        </w:rPr>
-      </w:pPr>
-      <w:r>
-        <w:rPr>
-          <w:b/>
-          <w:noProof/>
-          <w:lang w:val="en-US"/>
-        </w:rPr>
-        <w:lastRenderedPageBreak/>
-        <w:drawing>
-          <wp:inline distT="0" distB="0" distL="0" distR="0" wp14:anchorId="7BE6DE1E" wp14:editId="62E41D88">
-            <wp:extent cx="4896533" cy="2705478"/>
-            <wp:effectExtent l="0" t="0" r="0" b="0"/>
-            <wp:docPr id="1634383111" name="Рисунок 1"/>
-            <wp:cNvGraphicFramePr>
-              <a:graphicFrameLocks xmlns:a="http://schemas.openxmlformats.org/drawingml/2006/main" noChangeAspect="1"/>
-            </wp:cNvGraphicFramePr>
-            <a:graphic xmlns:a="http://schemas.openxmlformats.org/drawingml/2006/main">
-              <a:graphicData uri="http://schemas.openxmlformats.org/drawingml/2006/picture">
-                <pic:pic xmlns:pic="http://schemas.openxmlformats.org/drawingml/2006/picture">
-                  <pic:nvPicPr>
-                    <pic:cNvPr id="1634383111" name=""/>
-                    <pic:cNvPicPr/>
-                  </pic:nvPicPr>
-                  <pic:blipFill>
-                    <a:blip r:embed="rId24"/>
-                    <a:stretch>
-                      <a:fillRect/>
-                    </a:stretch>
-                  </pic:blipFill>
-                  <pic:spPr>
-                    <a:xfrm>
-                      <a:off x="0" y="0"/>
-                      <a:ext cx="4896533" cy="2705478"/>
-                    </a:xfrm>
-                    <a:prstGeom prst="rect">
-                      <a:avLst/>
-                    </a:prstGeom>
-                  </pic:spPr>
-                </pic:pic>
-              </a:graphicData>
-            </a:graphic>
-          </wp:inline>
-        </w:drawing>
-      </w:r>
-    </w:p>
-    <w:p>
-      <w:pPr>
-        <w:pStyle w:val="af7"/>
-        <w:spacing w:before="320"/>
-        <w:ind w:left="0"/>
-        <w:jc w:val="center"/>
-        <w:rPr>
-          <w:b/>
-          <w:lang w:val="en-US"/>
-        </w:rPr>
-      </w:pPr>
-      <w:r>
-        <w:rPr>
-          <w:b/>
-          <w:noProof/>
-          <w:lang w:val="en-US"/>
-        </w:rPr>
-        <w:drawing>
-          <wp:inline distT="0" distB="0" distL="0" distR="0" wp14:anchorId="7A93F79F" wp14:editId="69D7DA65">
-            <wp:extent cx="5940425" cy="2950210"/>
-            <wp:effectExtent l="0" t="0" r="3175" b="2540"/>
-            <wp:docPr id="30236897" name="Рисунок 1"/>
-            <wp:cNvGraphicFramePr>
-              <a:graphicFrameLocks xmlns:a="http://schemas.openxmlformats.org/drawingml/2006/main" noChangeAspect="1"/>
-            </wp:cNvGraphicFramePr>
-            <a:graphic xmlns:a="http://schemas.openxmlformats.org/drawingml/2006/main">
-              <a:graphicData uri="http://schemas.openxmlformats.org/drawingml/2006/picture">
-                <pic:pic xmlns:pic="http://schemas.openxmlformats.org/drawingml/2006/picture">
-                  <pic:nvPicPr>
-                    <pic:cNvPr id="30236897" name=""/>
-                    <pic:cNvPicPr/>
-                  </pic:nvPicPr>
-                  <pic:blipFill>
-                    <a:blip r:embed="rId25"/>
-                    <a:stretch>
-                      <a:fillRect/>
-                    </a:stretch>
-                  </pic:blipFill>
-                  <pic:spPr>
-                    <a:xfrm>
-                      <a:off x="0" y="0"/>
-                      <a:ext cx="5940425" cy="2950210"/>
-                    </a:xfrm>
-                    <a:prstGeom prst="rect">
-                      <a:avLst/>
-                    </a:prstGeom>
-                  </pic:spPr>
-                </pic:pic>
-              </a:graphicData>
-            </a:graphic>
-          </wp:inline>
-        </w:drawing>
-      </w:r>
-    </w:p>
-    <w:p>
-      <w:pPr>
-        <w:pStyle w:val="af7"/>
-        <w:spacing w:before="320"/>
-        <w:ind w:left="0"/>
-        <w:jc w:val="center"/>
-        <w:rPr>
-          <w:b/>
-          <w:lang w:val="en-US"/>
-        </w:rPr>
-      </w:pPr>
-      <w:r>
-        <w:rPr>
-          <w:b/>
-          <w:noProof/>
-          <w:lang w:val="en-US"/>
-        </w:rPr>
-        <w:drawing>
-          <wp:inline distT="0" distB="0" distL="0" distR="0" wp14:anchorId="034A4E60" wp14:editId="7A64A15B">
-            <wp:extent cx="5940425" cy="1647190"/>
-            <wp:effectExtent l="0" t="0" r="3175" b="0"/>
-            <wp:docPr id="608389550" name="Рисунок 1"/>
-            <wp:cNvGraphicFramePr>
-              <a:graphicFrameLocks xmlns:a="http://schemas.openxmlformats.org/drawingml/2006/main" noChangeAspect="1"/>
-            </wp:cNvGraphicFramePr>
-            <a:graphic xmlns:a="http://schemas.openxmlformats.org/drawingml/2006/main">
-              <a:graphicData uri="http://schemas.openxmlformats.org/drawingml/2006/picture">
-                <pic:pic xmlns:pic="http://schemas.openxmlformats.org/drawingml/2006/picture">
-                  <pic:nvPicPr>
-                    <pic:cNvPr id="608389550" name=""/>
-                    <pic:cNvPicPr/>
-                  </pic:nvPicPr>
-                  <pic:blipFill>
-                    <a:blip r:embed="rId26"/>
-                    <a:stretch>
-                      <a:fillRect/>
-                    </a:stretch>
-                  </pic:blipFill>
-                  <pic:spPr>
-                    <a:xfrm>
-                      <a:off x="0" y="0"/>
-                      <a:ext cx="5940425" cy="1647190"/>
-                    </a:xfrm>
-                    <a:prstGeom prst="rect">
-                      <a:avLst/>
-                    </a:prstGeom>
-                  </pic:spPr>
-                </pic:pic>
-              </a:graphicData>
-            </a:graphic>
-          </wp:inline>
-        </w:drawing>
-      </w:r>
-    </w:p>
-    <w:p>
-      <w:pPr>
-        <w:pStyle w:val="af7"/>
-        <w:spacing w:before="320"/>
-        <w:ind w:left="0"/>
-        <w:jc w:val="center"/>
-        <w:rPr>
-          <w:b/>
-          <w:lang w:val="en-US"/>
-        </w:rPr>
-      </w:pPr>
-      <w:r>
-        <w:rPr>
-          <w:b/>
-          <w:noProof/>
-          <w:lang w:val="en-US"/>
-        </w:rPr>
-        <w:lastRenderedPageBreak/>
-        <w:drawing>
-          <wp:inline distT="0" distB="0" distL="0" distR="0" wp14:anchorId="2B2859CC" wp14:editId="17491EBE">
-            <wp:extent cx="5940425" cy="4041775"/>
-            <wp:effectExtent l="0" t="0" r="3175" b="0"/>
-            <wp:docPr id="2085741221" name="Рисунок 1"/>
-            <wp:cNvGraphicFramePr>
-              <a:graphicFrameLocks xmlns:a="http://schemas.openxmlformats.org/drawingml/2006/main" noChangeAspect="1"/>
-            </wp:cNvGraphicFramePr>
-            <a:graphic xmlns:a="http://schemas.openxmlformats.org/drawingml/2006/main">
-              <a:graphicData uri="http://schemas.openxmlformats.org/drawingml/2006/picture">
-                <pic:pic xmlns:pic="http://schemas.openxmlformats.org/drawingml/2006/picture">
-                  <pic:nvPicPr>
-                    <pic:cNvPr id="2085741221" name=""/>
-                    <pic:cNvPicPr/>
-                  </pic:nvPicPr>
-                  <pic:blipFill>
-                    <a:blip r:embed="rId27"/>
-                    <a:stretch>
-                      <a:fillRect/>
-                    </a:stretch>
-                  </pic:blipFill>
-                  <pic:spPr>
-                    <a:xfrm>
-                      <a:off x="0" y="0"/>
-                      <a:ext cx="5940425" cy="4041775"/>
-                    </a:xfrm>
-                    <a:prstGeom prst="rect">
-                      <a:avLst/>
-                    </a:prstGeom>
-                  </pic:spPr>
-                </pic:pic>
-              </a:graphicData>
-            </a:graphic>
-          </wp:inline>
-        </w:drawing>
-      </w:r>
-    </w:p>
-    <w:p>
-      <w:pPr>
-        <w:jc w:val="center"/>
-        <w:rPr>
-          <w:lang w:eastAsia="zh-CN"/>
-        </w:rPr>
-      </w:pPr>
-    </w:p>
-    <w:p>
-      <w:pPr>
-        <w:jc w:val="center"/>
-        <w:rPr>
-          <w:lang w:val="en-US" w:eastAsia="zh-CN"/>
-        </w:rPr>
-      </w:pPr>
-      <w:r>
-        <w:rPr>
-          <w:noProof/>
-          <w:lang w:eastAsia="zh-CN"/>
-        </w:rPr>
-        <w:drawing>
-          <wp:inline distT="0" distB="0" distL="0" distR="0" wp14:anchorId="08C5D299" wp14:editId="5230011D">
-            <wp:extent cx="4640886" cy="3870960"/>
-            <wp:effectExtent l="0" t="0" r="7620" b="0"/>
-            <wp:docPr id="1751287835" name="Рисунок 1"/>
-            <wp:cNvGraphicFramePr>
-              <a:graphicFrameLocks xmlns:a="http://schemas.openxmlformats.org/drawingml/2006/main" noChangeAspect="1"/>
-            </wp:cNvGraphicFramePr>
-            <a:graphic xmlns:a="http://schemas.openxmlformats.org/drawingml/2006/main">
-              <a:graphicData uri="http://schemas.openxmlformats.org/drawingml/2006/picture">
-                <pic:pic xmlns:pic="http://schemas.openxmlformats.org/drawingml/2006/picture">
-                  <pic:nvPicPr>
-                    <pic:cNvPr id="1751287835" name=""/>
-                    <pic:cNvPicPr/>
-                  </pic:nvPicPr>
-                  <pic:blipFill>
-                    <a:blip r:embed="rId28"/>
-                    <a:stretch>
-                      <a:fillRect/>
-                    </a:stretch>
-                  </pic:blipFill>
-                  <pic:spPr>
-                    <a:xfrm>
-                      <a:off x="0" y="0"/>
-                      <a:ext cx="4643344" cy="3873010"/>
-                    </a:xfrm>
-                    <a:prstGeom prst="rect">
-                      <a:avLst/>
-                    </a:prstGeom>
-                  </pic:spPr>
-                </pic:pic>
-              </a:graphicData>
-            </a:graphic>
-          </wp:inline>
-        </w:drawing>
-      </w:r>
-    </w:p>
-    <w:p>
-      <w:pPr>
-        <w:jc w:val="center"/>
-        <w:rPr>
-          <w:lang w:val="en-US" w:eastAsia="zh-CN"/>
-        </w:rPr>
-      </w:pPr>
-      <w:r>
-        <w:rPr>
-          <w:noProof/>
-          <w:lang w:val="en-US" w:eastAsia="zh-CN"/>
-        </w:rPr>
-        <w:lastRenderedPageBreak/>
-        <w:drawing>
-          <wp:inline distT="0" distB="0" distL="0" distR="0" wp14:anchorId="4F48B6D3" wp14:editId="063D5FEF">
-            <wp:extent cx="5940425" cy="1661160"/>
-            <wp:effectExtent l="0" t="0" r="3175" b="0"/>
-            <wp:docPr id="854882205" name="Рисунок 1"/>
-            <wp:cNvGraphicFramePr>
-              <a:graphicFrameLocks xmlns:a="http://schemas.openxmlformats.org/drawingml/2006/main" noChangeAspect="1"/>
-            </wp:cNvGraphicFramePr>
-            <a:graphic xmlns:a="http://schemas.openxmlformats.org/drawingml/2006/main">
-              <a:graphicData uri="http://schemas.openxmlformats.org/drawingml/2006/picture">
-                <pic:pic xmlns:pic="http://schemas.openxmlformats.org/drawingml/2006/picture">
-                  <pic:nvPicPr>
-                    <pic:cNvPr id="854882205" name=""/>
-                    <pic:cNvPicPr/>
-                  </pic:nvPicPr>
-                  <pic:blipFill>
-                    <a:blip r:embed="rId29"/>
-                    <a:stretch>
-                      <a:fillRect/>
-                    </a:stretch>
-                  </pic:blipFill>
-                  <pic:spPr>
-                    <a:xfrm>
-                      <a:off x="0" y="0"/>
-                      <a:ext cx="5940425" cy="1661160"/>
-                    </a:xfrm>
-                    <a:prstGeom prst="rect">
-                      <a:avLst/>
-                    </a:prstGeom>
-                  </pic:spPr>
-                </pic:pic>
-              </a:graphicData>
-            </a:graphic>
-          </wp:inline>
-        </w:drawing>
-      </w:r>
-    </w:p>
-    <w:p>
-      <w:pPr>
-        <w:jc w:val="center"/>
-        <w:rPr>
-          <w:lang w:val="en-US" w:eastAsia="zh-CN"/>
-        </w:rPr>
-      </w:pPr>
-      <w:r>
-        <w:rPr>
-          <w:noProof/>
-          <w:lang w:val="en-US" w:eastAsia="zh-CN"/>
-        </w:rPr>
-        <w:drawing>
-          <wp:inline distT="0" distB="0" distL="0" distR="0" wp14:anchorId="2D3C5124" wp14:editId="736EA032">
-            <wp:extent cx="5940425" cy="2206625"/>
-            <wp:effectExtent l="0" t="0" r="3175" b="3175"/>
-            <wp:docPr id="1500664954" name="Рисунок 1"/>
-            <wp:cNvGraphicFramePr>
-              <a:graphicFrameLocks xmlns:a="http://schemas.openxmlformats.org/drawingml/2006/main" noChangeAspect="1"/>
-            </wp:cNvGraphicFramePr>
-            <a:graphic xmlns:a="http://schemas.openxmlformats.org/drawingml/2006/main">
-              <a:graphicData uri="http://schemas.openxmlformats.org/drawingml/2006/picture">
-                <pic:pic xmlns:pic="http://schemas.openxmlformats.org/drawingml/2006/picture">
-                  <pic:nvPicPr>
-                    <pic:cNvPr id="1500664954" name=""/>
-                    <pic:cNvPicPr/>
-                  </pic:nvPicPr>
-                  <pic:blipFill>
-                    <a:blip r:embed="rId30"/>
-                    <a:stretch>
-                      <a:fillRect/>
-                    </a:stretch>
-                  </pic:blipFill>
-                  <pic:spPr>
-                    <a:xfrm>
-                      <a:off x="0" y="0"/>
-                      <a:ext cx="5940425" cy="2206625"/>
-                    </a:xfrm>
-                    <a:prstGeom prst="rect">
-                      <a:avLst/>
-                    </a:prstGeom>
-                  </pic:spPr>
-                </pic:pic>
-              </a:graphicData>
-            </a:graphic>
-          </wp:inline>
-        </w:drawing>
-      </w:r>
-    </w:p>
-    <w:p>
-      <w:pPr>
-        <w:jc w:val="center"/>
-        <w:rPr>
-          <w:lang w:val="en-US" w:eastAsia="zh-CN"/>
-        </w:rPr>
-      </w:pPr>
-      <w:r>
-        <w:rPr>
-          <w:noProof/>
-          <w:lang w:val="en-US" w:eastAsia="zh-CN"/>
-        </w:rPr>
-        <w:drawing>
-          <wp:inline distT="0" distB="0" distL="0" distR="0" wp14:anchorId="7E7BDDEA" wp14:editId="650CF65F">
-            <wp:extent cx="5940425" cy="1621155"/>
-            <wp:effectExtent l="0" t="0" r="3175" b="0"/>
-            <wp:docPr id="1867306495" name="Рисунок 1"/>
-            <wp:cNvGraphicFramePr>
-              <a:graphicFrameLocks xmlns:a="http://schemas.openxmlformats.org/drawingml/2006/main" noChangeAspect="1"/>
-            </wp:cNvGraphicFramePr>
-            <a:graphic xmlns:a="http://schemas.openxmlformats.org/drawingml/2006/main">
-              <a:graphicData uri="http://schemas.openxmlformats.org/drawingml/2006/picture">
-                <pic:pic xmlns:pic="http://schemas.openxmlformats.org/drawingml/2006/picture">
-                  <pic:nvPicPr>
-                    <pic:cNvPr id="1867306495" name=""/>
-                    <pic:cNvPicPr/>
-                  </pic:nvPicPr>
-                  <pic:blipFill>
-                    <a:blip r:embed="rId31"/>
-                    <a:stretch>
-                      <a:fillRect/>
-                    </a:stretch>
-                  </pic:blipFill>
-                  <pic:spPr>
-                    <a:xfrm>
-                      <a:off x="0" y="0"/>
-                      <a:ext cx="5940425" cy="1621155"/>
-                    </a:xfrm>
-                    <a:prstGeom prst="rect">
-                      <a:avLst/>
-                    </a:prstGeom>
-                  </pic:spPr>
-                </pic:pic>
-              </a:graphicData>
-            </a:graphic>
-          </wp:inline>
-        </w:drawing>
-      </w:r>
-    </w:p>
-    <w:p>
-      <w:pPr>
-        <w:jc w:val="center"/>
-        <w:rPr>
-          <w:lang w:val="en-US" w:eastAsia="zh-CN"/>
-        </w:rPr>
-      </w:pPr>
-      <w:r>
-        <w:rPr>
-          <w:noProof/>
-          <w:lang w:val="en-US" w:eastAsia="zh-CN"/>
-        </w:rPr>
-        <w:drawing>
-          <wp:inline distT="0" distB="0" distL="0" distR="0" wp14:anchorId="242EF2C4" wp14:editId="42787816">
-            <wp:extent cx="5940425" cy="2112010"/>
-            <wp:effectExtent l="0" t="0" r="3175" b="2540"/>
-            <wp:docPr id="280172935" name="Рисунок 1"/>
-            <wp:cNvGraphicFramePr>
-              <a:graphicFrameLocks xmlns:a="http://schemas.openxmlformats.org/drawingml/2006/main" noChangeAspect="1"/>
-            </wp:cNvGraphicFramePr>
-            <a:graphic xmlns:a="http://schemas.openxmlformats.org/drawingml/2006/main">
-              <a:graphicData uri="http://schemas.openxmlformats.org/drawingml/2006/picture">
-                <pic:pic xmlns:pic="http://schemas.openxmlformats.org/drawingml/2006/picture">
-                  <pic:nvPicPr>
-                    <pic:cNvPr id="280172935" name=""/>
-                    <pic:cNvPicPr/>
-                  </pic:nvPicPr>
-                  <pic:blipFill>
-                    <a:blip r:embed="rId32"/>
-                    <a:stretch>
-                      <a:fillRect/>
-                    </a:stretch>
-                  </pic:blipFill>
-                  <pic:spPr>
-                    <a:xfrm>
-                      <a:off x="0" y="0"/>
-                      <a:ext cx="5940425" cy="2112010"/>
-                    </a:xfrm>
-                    <a:prstGeom prst="rect">
-                      <a:avLst/>
-                    </a:prstGeom>
-                  </pic:spPr>
-                </pic:pic>
-              </a:graphicData>
-            </a:graphic>
-          </wp:inline>
-        </w:drawing>
-      </w:r>
-    </w:p>
-    <w:p>
-      <w:pPr>
-        <w:jc w:val="center"/>
-        <w:rPr>
-          <w:lang w:val="en-US" w:eastAsia="zh-CN"/>
-        </w:rPr>
-      </w:pPr>
-      <w:r>
-        <w:rPr>
-          <w:noProof/>
-          <w:lang w:val="en-US" w:eastAsia="zh-CN"/>
-        </w:rPr>
-        <w:lastRenderedPageBreak/>
-        <w:drawing>
-          <wp:inline distT="0" distB="0" distL="0" distR="0" wp14:anchorId="6018CED8" wp14:editId="6B6B89DD">
-            <wp:extent cx="5940425" cy="2272030"/>
-            <wp:effectExtent l="0" t="0" r="3175" b="0"/>
-            <wp:docPr id="451295942" name="Рисунок 1"/>
-            <wp:cNvGraphicFramePr>
-              <a:graphicFrameLocks xmlns:a="http://schemas.openxmlformats.org/drawingml/2006/main" noChangeAspect="1"/>
-            </wp:cNvGraphicFramePr>
-            <a:graphic xmlns:a="http://schemas.openxmlformats.org/drawingml/2006/main">
-              <a:graphicData uri="http://schemas.openxmlformats.org/drawingml/2006/picture">
-                <pic:pic xmlns:pic="http://schemas.openxmlformats.org/drawingml/2006/picture">
-                  <pic:nvPicPr>
-                    <pic:cNvPr id="451295942" name=""/>
-                    <pic:cNvPicPr/>
-                  </pic:nvPicPr>
-                  <pic:blipFill>
-                    <a:blip r:embed="rId33"/>
-                    <a:stretch>
-                      <a:fillRect/>
-                    </a:stretch>
-                  </pic:blipFill>
-                  <pic:spPr>
-                    <a:xfrm>
-                      <a:off x="0" y="0"/>
-                      <a:ext cx="5940425" cy="2272030"/>
-                    </a:xfrm>
-                    <a:prstGeom prst="rect">
-                      <a:avLst/>
-                    </a:prstGeom>
-                  </pic:spPr>
-                </pic:pic>
-              </a:graphicData>
-            </a:graphic>
-          </wp:inline>
-        </w:drawing>
-      </w:r>
-    </w:p>
-    <w:p>
-      <w:pPr>
-        <w:jc w:val="center"/>
-        <w:rPr>
-          <w:lang w:val="en-US" w:eastAsia="zh-CN"/>
-        </w:rPr>
-      </w:pPr>
-      <w:r>
-        <w:rPr>
-          <w:noProof/>
-          <w:lang w:val="en-US" w:eastAsia="zh-CN"/>
-        </w:rPr>
-        <w:drawing>
-          <wp:inline distT="0" distB="0" distL="0" distR="0" wp14:anchorId="55805253" wp14:editId="37C95E26">
-            <wp:extent cx="5940425" cy="2576830"/>
-            <wp:effectExtent l="0" t="0" r="3175" b="0"/>
-            <wp:docPr id="1225265381" name="Рисунок 1"/>
-            <wp:cNvGraphicFramePr>
-              <a:graphicFrameLocks xmlns:a="http://schemas.openxmlformats.org/drawingml/2006/main" noChangeAspect="1"/>
-            </wp:cNvGraphicFramePr>
-            <a:graphic xmlns:a="http://schemas.openxmlformats.org/drawingml/2006/main">
-              <a:graphicData uri="http://schemas.openxmlformats.org/drawingml/2006/picture">
-                <pic:pic xmlns:pic="http://schemas.openxmlformats.org/drawingml/2006/picture">
-                  <pic:nvPicPr>
-                    <pic:cNvPr id="1225265381" name=""/>
-                    <pic:cNvPicPr/>
-                  </pic:nvPicPr>
-                  <pic:blipFill>
-                    <a:blip r:embed="rId34"/>
-                    <a:stretch>
-                      <a:fillRect/>
-                    </a:stretch>
-                  </pic:blipFill>
-                  <pic:spPr>
-                    <a:xfrm>
-                      <a:off x="0" y="0"/>
-                      <a:ext cx="5940425" cy="2576830"/>
-                    </a:xfrm>
-                    <a:prstGeom prst="rect">
-                      <a:avLst/>
-                    </a:prstGeom>
-                  </pic:spPr>
-                </pic:pic>
-              </a:graphicData>
-            </a:graphic>
-          </wp:inline>
-        </w:drawing>
-      </w:r>
-    </w:p>
-    <w:p>
-      <w:pPr>
-        <w:pStyle w:val="af1"/>
-      </w:pPr>
-      <w:bookmarkStart w:id="18" w:name="_Toc224834302"/>
-      <w:r>
-        <w:t>Практическое задание №5</w:t>
-      </w:r>
-      <w:bookmarkEnd w:id="18"/>
-    </w:p>
-    <w:p>
-      <w:pPr>
-        <w:pStyle w:val="af3"/>
-      </w:pPr>
-      <w:r>
-        <w:t>С помощью компонента «Соединение» к набору данных добавлено новое поле с общей суммой продаж. Использовались переменные и соединение по порядку строк без ключевых полей.</w:t>
-      </w:r>
-    </w:p>
-    <w:p>
-      <w:pPr>
-        <w:jc w:val="center"/>
-        <w:rPr>
-          <w:lang w:val="en-US" w:eastAsia="zh-CN"/>
-        </w:rPr>
-      </w:pPr>
-      <w:r>
-        <w:rPr>
-          <w:noProof/>
-          <w:lang w:eastAsia="zh-CN"/>
-        </w:rPr>
-        <w:drawing>
-          <wp:inline distT="0" distB="0" distL="0" distR="0" wp14:anchorId="00EC46AA" wp14:editId="035FA2E1">
-            <wp:extent cx="4172532" cy="2905530"/>
-            <wp:effectExtent l="0" t="0" r="0" b="9525"/>
-            <wp:docPr id="1648444652" name="Рисунок 1"/>
-            <wp:cNvGraphicFramePr>
-              <a:graphicFrameLocks xmlns:a="http://schemas.openxmlformats.org/drawingml/2006/main" noChangeAspect="1"/>
-            </wp:cNvGraphicFramePr>
-            <a:graphic xmlns:a="http://schemas.openxmlformats.org/drawingml/2006/main">
-              <a:graphicData uri="http://schemas.openxmlformats.org/drawingml/2006/picture">
-                <pic:pic xmlns:pic="http://schemas.openxmlformats.org/drawingml/2006/picture">
-                  <pic:nvPicPr>
-                    <pic:cNvPr id="1648444652" name=""/>
-                    <pic:cNvPicPr/>
-                  </pic:nvPicPr>
-                  <pic:blipFill>
-                    <a:blip r:embed="rId35"/>
-                    <a:stretch>
-                      <a:fillRect/>
-                    </a:stretch>
-                  </pic:blipFill>
-                  <pic:spPr>
-                    <a:xfrm>
-                      <a:off x="0" y="0"/>
-                      <a:ext cx="4172532" cy="2905530"/>
-                    </a:xfrm>
-                    <a:prstGeom prst="rect">
-                      <a:avLst/>
-                    </a:prstGeom>
-                  </pic:spPr>
-                </pic:pic>
-              </a:graphicData>
-            </a:graphic>
-          </wp:inline>
-        </w:drawing>
-      </w:r>
-    </w:p>
-    <w:p>
-      <w:pPr>
-        <w:jc w:val="center"/>
-        <w:rPr>
-          <w:lang w:val="en-US" w:eastAsia="zh-CN"/>
-        </w:rPr>
-      </w:pPr>
-      <w:r>
-        <w:rPr>
-          <w:noProof/>
-          <w:lang w:val="en-US" w:eastAsia="zh-CN"/>
-        </w:rPr>
-        <w:lastRenderedPageBreak/>
-        <w:drawing>
-          <wp:inline distT="0" distB="0" distL="0" distR="0" wp14:anchorId="47779C57" wp14:editId="633107F4">
-            <wp:extent cx="5940425" cy="2553970"/>
-            <wp:effectExtent l="0" t="0" r="3175" b="0"/>
-            <wp:docPr id="2025270063" name="Рисунок 1"/>
-            <wp:cNvGraphicFramePr>
-              <a:graphicFrameLocks xmlns:a="http://schemas.openxmlformats.org/drawingml/2006/main" noChangeAspect="1"/>
-            </wp:cNvGraphicFramePr>
-            <a:graphic xmlns:a="http://schemas.openxmlformats.org/drawingml/2006/main">
-              <a:graphicData uri="http://schemas.openxmlformats.org/drawingml/2006/picture">
-                <pic:pic xmlns:pic="http://schemas.openxmlformats.org/drawingml/2006/picture">
-                  <pic:nvPicPr>
-                    <pic:cNvPr id="2025270063" name=""/>
-                    <pic:cNvPicPr/>
-                  </pic:nvPicPr>
-                  <pic:blipFill>
-                    <a:blip r:embed="rId36"/>
-                    <a:stretch>
-                      <a:fillRect/>
-                    </a:stretch>
-                  </pic:blipFill>
-                  <pic:spPr>
-                    <a:xfrm>
-                      <a:off x="0" y="0"/>
-                      <a:ext cx="5940425" cy="2553970"/>
-                    </a:xfrm>
-                    <a:prstGeom prst="rect">
-                      <a:avLst/>
-                    </a:prstGeom>
-                  </pic:spPr>
-                </pic:pic>
-              </a:graphicData>
-            </a:graphic>
-          </wp:inline>
-        </w:drawing>
-      </w:r>
-    </w:p>
-    <w:p>
-      <w:pPr>
-        <w:jc w:val="center"/>
-        <w:rPr>
-          <w:lang w:val="en-US" w:eastAsia="zh-CN"/>
-        </w:rPr>
-      </w:pPr>
-      <w:r>
-        <w:rPr>
-          <w:noProof/>
-          <w:lang w:val="en-US" w:eastAsia="zh-CN"/>
-        </w:rPr>
-        <w:drawing>
-          <wp:inline distT="0" distB="0" distL="0" distR="0" wp14:anchorId="5C528CD7" wp14:editId="0C270108">
-            <wp:extent cx="5940425" cy="1431290"/>
-            <wp:effectExtent l="0" t="0" r="3175" b="0"/>
-            <wp:docPr id="299515631" name="Рисунок 1"/>
-            <wp:cNvGraphicFramePr>
-              <a:graphicFrameLocks xmlns:a="http://schemas.openxmlformats.org/drawingml/2006/main" noChangeAspect="1"/>
-            </wp:cNvGraphicFramePr>
-            <a:graphic xmlns:a="http://schemas.openxmlformats.org/drawingml/2006/main">
-              <a:graphicData uri="http://schemas.openxmlformats.org/drawingml/2006/picture">
-                <pic:pic xmlns:pic="http://schemas.openxmlformats.org/drawingml/2006/picture">
-                  <pic:nvPicPr>
-                    <pic:cNvPr id="299515631" name=""/>
-                    <pic:cNvPicPr/>
-                  </pic:nvPicPr>
-                  <pic:blipFill>
-                    <a:blip r:embed="rId37"/>
-                    <a:stretch>
-                      <a:fillRect/>
-                    </a:stretch>
-                  </pic:blipFill>
-                  <pic:spPr>
-                    <a:xfrm>
-                      <a:off x="0" y="0"/>
-                      <a:ext cx="5940425" cy="1431290"/>
-                    </a:xfrm>
-                    <a:prstGeom prst="rect">
-                      <a:avLst/>
-                    </a:prstGeom>
-                  </pic:spPr>
-                </pic:pic>
-              </a:graphicData>
-            </a:graphic>
-          </wp:inline>
-        </w:drawing>
-      </w:r>
-    </w:p>
-    <w:p>
-      <w:pPr>
-        <w:jc w:val="center"/>
-        <w:rPr>
-          <w:lang w:val="en-US" w:eastAsia="zh-CN"/>
-        </w:rPr>
-      </w:pPr>
-      <w:r>
-        <w:rPr>
-          <w:noProof/>
-          <w:lang w:val="en-US" w:eastAsia="zh-CN"/>
-        </w:rPr>
-        <w:drawing>
-          <wp:inline distT="0" distB="0" distL="0" distR="0" wp14:anchorId="237CD73C" wp14:editId="08B229CD">
-            <wp:extent cx="4427220" cy="2463031"/>
-            <wp:effectExtent l="0" t="0" r="0" b="0"/>
-            <wp:docPr id="566925286" name="Рисунок 1"/>
-            <wp:cNvGraphicFramePr>
-              <a:graphicFrameLocks xmlns:a="http://schemas.openxmlformats.org/drawingml/2006/main" noChangeAspect="1"/>
-            </wp:cNvGraphicFramePr>
-            <a:graphic xmlns:a="http://schemas.openxmlformats.org/drawingml/2006/main">
-              <a:graphicData uri="http://schemas.openxmlformats.org/drawingml/2006/picture">
-                <pic:pic xmlns:pic="http://schemas.openxmlformats.org/drawingml/2006/picture">
-                  <pic:nvPicPr>
-                    <pic:cNvPr id="566925286" name=""/>
-                    <pic:cNvPicPr/>
-                  </pic:nvPicPr>
-                  <pic:blipFill>
-                    <a:blip r:embed="rId38"/>
-                    <a:stretch>
-                      <a:fillRect/>
-                    </a:stretch>
-                  </pic:blipFill>
-                  <pic:spPr>
-                    <a:xfrm>
-                      <a:off x="0" y="0"/>
-                      <a:ext cx="4431024" cy="2465147"/>
-                    </a:xfrm>
-                    <a:prstGeom prst="rect">
-                      <a:avLst/>
-                    </a:prstGeom>
-                  </pic:spPr>
-                </pic:pic>
-              </a:graphicData>
-            </a:graphic>
-          </wp:inline>
-        </w:drawing>
-      </w:r>
-    </w:p>
-    <w:p>
-      <w:pPr>
-        <w:jc w:val="center"/>
-        <w:rPr>
-          <w:lang w:val="en-US" w:eastAsia="zh-CN"/>
-        </w:rPr>
-      </w:pPr>
-      <w:r>
-        <w:rPr>
-          <w:noProof/>
-          <w:lang w:val="en-US" w:eastAsia="zh-CN"/>
-        </w:rPr>
-        <w:drawing>
-          <wp:inline distT="0" distB="0" distL="0" distR="0" wp14:anchorId="58812315" wp14:editId="17C69B55">
-            <wp:extent cx="5940425" cy="2244725"/>
-            <wp:effectExtent l="0" t="0" r="3175" b="3175"/>
-            <wp:docPr id="624341766" name="Рисунок 1"/>
-            <wp:cNvGraphicFramePr>
-              <a:graphicFrameLocks xmlns:a="http://schemas.openxmlformats.org/drawingml/2006/main" noChangeAspect="1"/>
-            </wp:cNvGraphicFramePr>
-            <a:graphic xmlns:a="http://schemas.openxmlformats.org/drawingml/2006/main">
-              <a:graphicData uri="http://schemas.openxmlformats.org/drawingml/2006/picture">
-                <pic:pic xmlns:pic="http://schemas.openxmlformats.org/drawingml/2006/picture">
-                  <pic:nvPicPr>
-                    <pic:cNvPr id="624341766" name=""/>
-                    <pic:cNvPicPr/>
-                  </pic:nvPicPr>
-                  <pic:blipFill>
-                    <a:blip r:embed="rId39"/>
-                    <a:stretch>
-                      <a:fillRect/>
-                    </a:stretch>
-                  </pic:blipFill>
-                  <pic:spPr>
-                    <a:xfrm>
-                      <a:off x="0" y="0"/>
-                      <a:ext cx="5940425" cy="2244725"/>
-                    </a:xfrm>
-                    <a:prstGeom prst="rect">
-                      <a:avLst/>
-                    </a:prstGeom>
-                  </pic:spPr>
-                </pic:pic>
-              </a:graphicData>
-            </a:graphic>
-          </wp:inline>
-        </w:drawing>
-      </w:r>
-    </w:p>
-    <w:p>
-      <w:pPr>
-        <w:pStyle w:val="af1"/>
-      </w:pPr>
-      <w:bookmarkStart w:id="19" w:name="_Toc224834303"/>
-      <w:r>
-        <w:lastRenderedPageBreak/>
-        <w:t>Практическое задание №6</w:t>
-      </w:r>
-      <w:bookmarkEnd w:id="19"/>
-    </w:p>
-    <w:p>
-      <w:pPr>
-        <w:pStyle w:val="af3"/>
-      </w:pPr>
-      <w:r>
-        <w:t>Выполнено обогащение данных с использованием компонента «Дополнение данных». К основному набору подключены несколько справочников, настроены связи по ключевым полям и получен расширенный набор данных.</w:t>
-      </w:r>
-    </w:p>
-    <w:p>
-      <w:pPr>
-        <w:jc w:val="center"/>
-        <w:rPr>
-          <w:lang w:eastAsia="zh-CN"/>
-        </w:rPr>
-      </w:pPr>
-      <w:r>
-        <w:rPr>
-          <w:noProof/>
-          <w:lang w:val="en-US" w:eastAsia="zh-CN"/>
-        </w:rPr>
-        <w:drawing>
-          <wp:inline distT="0" distB="0" distL="0" distR="0" wp14:anchorId="68AC7264" wp14:editId="3AAD53F3">
-            <wp:extent cx="3153215" cy="5858693"/>
-            <wp:effectExtent l="0" t="0" r="9525" b="8890"/>
-            <wp:docPr id="1397648148" name="Рисунок 1"/>
-            <wp:cNvGraphicFramePr>
-              <a:graphicFrameLocks xmlns:a="http://schemas.openxmlformats.org/drawingml/2006/main" noChangeAspect="1"/>
-            </wp:cNvGraphicFramePr>
-            <a:graphic xmlns:a="http://schemas.openxmlformats.org/drawingml/2006/main">
-              <a:graphicData uri="http://schemas.openxmlformats.org/drawingml/2006/picture">
-                <pic:pic xmlns:pic="http://schemas.openxmlformats.org/drawingml/2006/picture">
-                  <pic:nvPicPr>
-                    <pic:cNvPr id="1397648148" name=""/>
-                    <pic:cNvPicPr/>
-                  </pic:nvPicPr>
-                  <pic:blipFill>
-                    <a:blip r:embed="rId40"/>
-                    <a:stretch>
-                      <a:fillRect/>
-                    </a:stretch>
-                  </pic:blipFill>
-                  <pic:spPr>
-                    <a:xfrm>
-                      <a:off x="0" y="0"/>
-                      <a:ext cx="3153215" cy="5858693"/>
-                    </a:xfrm>
-                    <a:prstGeom prst="rect">
-                      <a:avLst/>
-                    </a:prstGeom>
-                  </pic:spPr>
-                </pic:pic>
-              </a:graphicData>
-            </a:graphic>
-          </wp:inline>
-        </w:drawing>
-      </w:r>
-    </w:p>
-    <w:p>
-      <w:pPr>
-        <w:jc w:val="center"/>
-        <w:rPr>
-          <w:lang w:eastAsia="zh-CN"/>
-        </w:rPr>
-      </w:pPr>
-      <w:r>
-        <w:rPr>
-          <w:noProof/>
-          <w:lang w:eastAsia="zh-CN"/>
-        </w:rPr>
-        <w:lastRenderedPageBreak/>
-        <w:drawing>
-          <wp:inline distT="0" distB="0" distL="0" distR="0" wp14:anchorId="0862B27A" wp14:editId="4D65A7B5">
-            <wp:extent cx="4734586" cy="5410955"/>
-            <wp:effectExtent l="0" t="0" r="8890" b="0"/>
-            <wp:docPr id="1342521695" name="Рисунок 1"/>
-            <wp:cNvGraphicFramePr>
-              <a:graphicFrameLocks xmlns:a="http://schemas.openxmlformats.org/drawingml/2006/main" noChangeAspect="1"/>
-            </wp:cNvGraphicFramePr>
-            <a:graphic xmlns:a="http://schemas.openxmlformats.org/drawingml/2006/main">
-              <a:graphicData uri="http://schemas.openxmlformats.org/drawingml/2006/picture">
-                <pic:pic xmlns:pic="http://schemas.openxmlformats.org/drawingml/2006/picture">
-                  <pic:nvPicPr>
-                    <pic:cNvPr id="1342521695" name=""/>
-                    <pic:cNvPicPr/>
-                  </pic:nvPicPr>
-                  <pic:blipFill>
-                    <a:blip r:embed="rId41"/>
-                    <a:stretch>
-                      <a:fillRect/>
-                    </a:stretch>
-                  </pic:blipFill>
-                  <pic:spPr>
-                    <a:xfrm>
-                      <a:off x="0" y="0"/>
-                      <a:ext cx="4734586" cy="5410955"/>
-                    </a:xfrm>
-                    <a:prstGeom prst="rect">
-                      <a:avLst/>
-                    </a:prstGeom>
-                  </pic:spPr>
-                </pic:pic>
-              </a:graphicData>
-            </a:graphic>
-          </wp:inline>
-        </w:drawing>
-      </w:r>
-    </w:p>
-    <w:p>
-      <w:pPr>
-        <w:jc w:val="center"/>
-        <w:rPr>
-          <w:lang w:eastAsia="zh-CN"/>
-        </w:rPr>
-      </w:pPr>
-      <w:r>
-        <w:rPr>
-          <w:noProof/>
-          <w:lang w:eastAsia="zh-CN"/>
-        </w:rPr>
-        <w:drawing>
-          <wp:inline distT="0" distB="0" distL="0" distR="0" wp14:anchorId="49E6AA26" wp14:editId="24B86B66">
-            <wp:extent cx="5940425" cy="901700"/>
-            <wp:effectExtent l="0" t="0" r="3175" b="0"/>
-            <wp:docPr id="2082331258" name="Рисунок 1"/>
-            <wp:cNvGraphicFramePr>
-              <a:graphicFrameLocks xmlns:a="http://schemas.openxmlformats.org/drawingml/2006/main" noChangeAspect="1"/>
-            </wp:cNvGraphicFramePr>
-            <a:graphic xmlns:a="http://schemas.openxmlformats.org/drawingml/2006/main">
-              <a:graphicData uri="http://schemas.openxmlformats.org/drawingml/2006/picture">
-                <pic:pic xmlns:pic="http://schemas.openxmlformats.org/drawingml/2006/picture">
-                  <pic:nvPicPr>
-                    <pic:cNvPr id="2082331258" name=""/>
-                    <pic:cNvPicPr/>
-                  </pic:nvPicPr>
-                  <pic:blipFill>
-                    <a:blip r:embed="rId42"/>
-                    <a:stretch>
-                      <a:fillRect/>
-                    </a:stretch>
-                  </pic:blipFill>
-                  <pic:spPr>
-                    <a:xfrm>
-                      <a:off x="0" y="0"/>
-                      <a:ext cx="5940425" cy="901700"/>
-                    </a:xfrm>
-                    <a:prstGeom prst="rect">
-                      <a:avLst/>
-                    </a:prstGeom>
-                  </pic:spPr>
-                </pic:pic>
-              </a:graphicData>
-            </a:graphic>
-          </wp:inline>
-        </w:drawing>
-      </w:r>
-    </w:p>
-    <w:p>
-      <w:pPr>
-        <w:jc w:val="center"/>
-        <w:rPr>
-          <w:lang w:eastAsia="zh-CN"/>
-        </w:rPr>
-      </w:pPr>
-      <w:r>
-        <w:rPr>
-          <w:noProof/>
-          <w:lang w:eastAsia="zh-CN"/>
-        </w:rPr>
-        <w:lastRenderedPageBreak/>
-        <w:drawing>
-          <wp:inline distT="0" distB="0" distL="0" distR="0" wp14:anchorId="45CD3E78" wp14:editId="6A5047C6">
-            <wp:extent cx="5940425" cy="4512310"/>
-            <wp:effectExtent l="0" t="0" r="3175" b="2540"/>
-            <wp:docPr id="688149295" name="Рисунок 1"/>
-            <wp:cNvGraphicFramePr>
-              <a:graphicFrameLocks xmlns:a="http://schemas.openxmlformats.org/drawingml/2006/main" noChangeAspect="1"/>
-            </wp:cNvGraphicFramePr>
-            <a:graphic xmlns:a="http://schemas.openxmlformats.org/drawingml/2006/main">
-              <a:graphicData uri="http://schemas.openxmlformats.org/drawingml/2006/picture">
-                <pic:pic xmlns:pic="http://schemas.openxmlformats.org/drawingml/2006/picture">
-                  <pic:nvPicPr>
-                    <pic:cNvPr id="688149295" name=""/>
-                    <pic:cNvPicPr/>
-                  </pic:nvPicPr>
-                  <pic:blipFill>
-                    <a:blip r:embed="rId43"/>
-                    <a:stretch>
-                      <a:fillRect/>
-                    </a:stretch>
-                  </pic:blipFill>
-                  <pic:spPr>
-                    <a:xfrm>
-                      <a:off x="0" y="0"/>
-                      <a:ext cx="5940425" cy="4512310"/>
-                    </a:xfrm>
-                    <a:prstGeom prst="rect">
-                      <a:avLst/>
-                    </a:prstGeom>
-                  </pic:spPr>
-                </pic:pic>
-              </a:graphicData>
-            </a:graphic>
-          </wp:inline>
-        </w:drawing>
-      </w:r>
-    </w:p>
-    <w:p>
-      <w:pPr>
-        <w:pStyle w:val="af1"/>
-      </w:pPr>
-      <w:bookmarkStart w:id="20" w:name="_Toc224834304"/>
-      <w:r>
-        <w:t>Практическое задание №7</w:t>
-      </w:r>
-      <w:bookmarkEnd w:id="20"/>
-    </w:p>
-    <w:p>
-      <w:pPr>
-        <w:pStyle w:val="af3"/>
-      </w:pPr>
-      <w:r>
-        <w:t>С помощью компонента «Объединение» выполнено добавление записей из одного набора данных в другой. Настроено соответствие полей, в результате получен единый набор с увеличенным количеством строк.</w:t>
-      </w:r>
-    </w:p>
-    <w:p>
-      <w:pPr>
-        <w:pStyle w:val="af7"/>
-        <w:spacing w:line="357" w:lineRule="auto"/>
-        <w:ind w:right="474" w:firstLine="566"/>
-        <w:jc w:val="center"/>
-        <w:rPr>
-          <w:b/>
-        </w:rPr>
-      </w:pPr>
-      <w:r>
-        <w:rPr>
-          <w:b/>
-          <w:noProof/>
-        </w:rPr>
-        <w:drawing>
-          <wp:inline distT="0" distB="0" distL="0" distR="0" wp14:anchorId="184E3066" wp14:editId="0AA375E6">
-            <wp:extent cx="4982270" cy="3019846"/>
-            <wp:effectExtent l="0" t="0" r="8890" b="9525"/>
-            <wp:docPr id="649319240" name="Рисунок 1"/>
-            <wp:cNvGraphicFramePr>
-              <a:graphicFrameLocks xmlns:a="http://schemas.openxmlformats.org/drawingml/2006/main" noChangeAspect="1"/>
-            </wp:cNvGraphicFramePr>
-            <a:graphic xmlns:a="http://schemas.openxmlformats.org/drawingml/2006/main">
-              <a:graphicData uri="http://schemas.openxmlformats.org/drawingml/2006/picture">
-                <pic:pic xmlns:pic="http://schemas.openxmlformats.org/drawingml/2006/picture">
-                  <pic:nvPicPr>
-                    <pic:cNvPr id="649319240" name=""/>
-                    <pic:cNvPicPr/>
-                  </pic:nvPicPr>
-                  <pic:blipFill>
-                    <a:blip r:embed="rId44"/>
-                    <a:stretch>
-                      <a:fillRect/>
-                    </a:stretch>
-                  </pic:blipFill>
-                  <pic:spPr>
-                    <a:xfrm>
-                      <a:off x="0" y="0"/>
-                      <a:ext cx="4982270" cy="3019846"/>
-                    </a:xfrm>
-                    <a:prstGeom prst="rect">
-                      <a:avLst/>
-                    </a:prstGeom>
-                  </pic:spPr>
-                </pic:pic>
-              </a:graphicData>
-            </a:graphic>
-          </wp:inline>
-        </w:drawing>
-      </w:r>
-    </w:p>
-    <w:p>
-      <w:pPr>
-        <w:pStyle w:val="af7"/>
-        <w:spacing w:line="357" w:lineRule="auto"/>
-        <w:ind w:right="474" w:firstLine="566"/>
-        <w:jc w:val="center"/>
-        <w:rPr>
-          <w:b/>
-        </w:rPr>
-      </w:pPr>
-      <w:r>
-        <w:rPr>
-          <w:b/>
-          <w:noProof/>
-        </w:rPr>
-        <w:lastRenderedPageBreak/>
-        <w:drawing>
-          <wp:inline distT="0" distB="0" distL="0" distR="0" wp14:anchorId="2CA8D476" wp14:editId="4E588657">
-            <wp:extent cx="5940425" cy="2707640"/>
-            <wp:effectExtent l="0" t="0" r="3175" b="0"/>
-            <wp:docPr id="315588878" name="Рисунок 1"/>
-            <wp:cNvGraphicFramePr>
-              <a:graphicFrameLocks xmlns:a="http://schemas.openxmlformats.org/drawingml/2006/main" noChangeAspect="1"/>
-            </wp:cNvGraphicFramePr>
-            <a:graphic xmlns:a="http://schemas.openxmlformats.org/drawingml/2006/main">
-              <a:graphicData uri="http://schemas.openxmlformats.org/drawingml/2006/picture">
-                <pic:pic xmlns:pic="http://schemas.openxmlformats.org/drawingml/2006/picture">
-                  <pic:nvPicPr>
-                    <pic:cNvPr id="315588878" name=""/>
-                    <pic:cNvPicPr/>
-                  </pic:nvPicPr>
-                  <pic:blipFill>
-                    <a:blip r:embed="rId45"/>
-                    <a:stretch>
-                      <a:fillRect/>
-                    </a:stretch>
-                  </pic:blipFill>
-                  <pic:spPr>
-                    <a:xfrm>
-                      <a:off x="0" y="0"/>
-                      <a:ext cx="5940425" cy="2707640"/>
-                    </a:xfrm>
-                    <a:prstGeom prst="rect">
-                      <a:avLst/>
-                    </a:prstGeom>
-                  </pic:spPr>
-                </pic:pic>
-              </a:graphicData>
-            </a:graphic>
-          </wp:inline>
-        </w:drawing>
-      </w:r>
-    </w:p>
-    <w:p>
-      <w:pPr>
-        <w:pStyle w:val="af7"/>
-        <w:spacing w:line="357" w:lineRule="auto"/>
-        <w:ind w:right="474" w:firstLine="566"/>
-        <w:jc w:val="center"/>
-        <w:rPr>
-          <w:b/>
-        </w:rPr>
-      </w:pPr>
-      <w:r>
-        <w:rPr>
-          <w:b/>
-          <w:noProof/>
-        </w:rPr>
-        <w:drawing>
-          <wp:inline distT="0" distB="0" distL="0" distR="0" wp14:anchorId="4AE49619" wp14:editId="7D09B54E">
-            <wp:extent cx="5940425" cy="1417955"/>
-            <wp:effectExtent l="0" t="0" r="3175" b="0"/>
-            <wp:docPr id="1391396483" name="Рисунок 1"/>
-            <wp:cNvGraphicFramePr>
-              <a:graphicFrameLocks xmlns:a="http://schemas.openxmlformats.org/drawingml/2006/main" noChangeAspect="1"/>
-            </wp:cNvGraphicFramePr>
-            <a:graphic xmlns:a="http://schemas.openxmlformats.org/drawingml/2006/main">
-              <a:graphicData uri="http://schemas.openxmlformats.org/drawingml/2006/picture">
-                <pic:pic xmlns:pic="http://schemas.openxmlformats.org/drawingml/2006/picture">
-                  <pic:nvPicPr>
-                    <pic:cNvPr id="1391396483" name=""/>
-                    <pic:cNvPicPr/>
-                  </pic:nvPicPr>
-                  <pic:blipFill>
-                    <a:blip r:embed="rId46"/>
-                    <a:stretch>
-                      <a:fillRect/>
-                    </a:stretch>
-                  </pic:blipFill>
-                  <pic:spPr>
-                    <a:xfrm>
-                      <a:off x="0" y="0"/>
-                      <a:ext cx="5940425" cy="1417955"/>
-                    </a:xfrm>
-                    <a:prstGeom prst="rect">
-                      <a:avLst/>
-                    </a:prstGeom>
-                  </pic:spPr>
-                </pic:pic>
-              </a:graphicData>
-            </a:graphic>
-          </wp:inline>
-        </w:drawing>
-      </w:r>
-    </w:p>
-    <w:p>
-      <w:pPr>
-        <w:pStyle w:val="af7"/>
-        <w:spacing w:line="357" w:lineRule="auto"/>
-        <w:ind w:right="474" w:firstLine="566"/>
-        <w:jc w:val="center"/>
-        <w:rPr>
-          <w:b/>
-        </w:rPr>
-      </w:pPr>
-    </w:p>
     <w:sectPr>
-      <w:footerReference w:type="default" r:id="rId47"/>
+      <w:footerReference w:type="default" r:id="rId24"/>
       <w:pgSz w:w="11906" w:h="16838"/>
       <w:pgMar w:top="1134" w:right="850" w:bottom="1134" w:left="1701" w:header="720" w:footer="720" w:gutter="0"/>
       <w:cols w:space="720"/>

--- a/2026/Рабочая тетрадь 3.docx
+++ b/2026/Рабочая тетрадь 3.docx
@@ -2119,6 +2119,57 @@
     </w:p>
     <w:p>
       <w:pPr>
+        <w:pStyle w:val="af3"/>
+      </w:pPr>
+      <w:r>
+        <w:t>В рамках данно</w:t>
+      </w:r>
+      <w:r>
+        <w:t xml:space="preserve">го задания </w:t>
+      </w:r>
+      <w:r>
+        <w:t xml:space="preserve">был использован компонент «Группировка» для обработки набора данных </w:t>
+      </w:r>
+      <w:proofErr w:type="spellStart"/>
+      <w:r>
+        <w:t>sales.lgd</w:t>
+      </w:r>
+      <w:proofErr w:type="spellEnd"/>
+      <w:r>
+        <w:t>. Сначала был создан новый пакет и выполнен импорт исходного файла. Далее в область построения сценария добавлен узел «Группировка», который был связан с узлом импорта.</w:t>
+      </w:r>
+    </w:p>
+    <w:p>
+      <w:pPr>
+        <w:pStyle w:val="af3"/>
+      </w:pPr>
+      <w:r>
+        <w:t>В настройках компонента в список групп были добавлены поля «Дата» и «Товар», так как требовалось получить продажи по дням и по каждому товару. В список показателей были включены поля «Количество» и «Сумма с учетом скидки», для которых автоматически применена агрегирующая функция «Сумма».</w:t>
+      </w:r>
+    </w:p>
+    <w:p>
+      <w:pPr>
+        <w:pStyle w:val="af3"/>
+      </w:pPr>
+      <w:r>
+        <w:t xml:space="preserve">После применения настроек был получен результирующий набор данных, содержащий агрегированные значения продаж по каждому товару за каждый день. Дополнительно была рассмотрена возможность изменения параметров агрегации и особенностей </w:t>
+      </w:r>
+      <w:proofErr w:type="spellStart"/>
+      <w:r>
+        <w:t>автосинхронизации</w:t>
+      </w:r>
+      <w:proofErr w:type="spellEnd"/>
+      <w:r>
+        <w:t xml:space="preserve"> полей. Также был создан дополнительный узел группировки для получения продаж по городам и выполнена группировка без показателей для получения списка значений поля. </w:t>
+      </w:r>
+    </w:p>
+    <w:p>
+      <w:pPr>
+        <w:pStyle w:val="af3"/>
+      </w:pPr>
+    </w:p>
+    <w:p>
+      <w:pPr>
         <w:pStyle w:val="af1"/>
       </w:pPr>
     </w:p>
@@ -2169,7 +2220,6 @@
         <w:jc w:val="center"/>
       </w:pPr>
       <w:r>
-        <w:lastRenderedPageBreak/>
         <w:drawing>
           <wp:inline distT="0" distB="0" distL="0" distR="0" wp14:anchorId="6B015F1A" wp14:editId="2EAA4B80">
             <wp:extent cx="4686954" cy="3305636"/>
@@ -2212,6 +2262,7 @@
         <w:jc w:val="center"/>
       </w:pPr>
       <w:r>
+        <w:lastRenderedPageBreak/>
         <w:drawing>
           <wp:inline distT="0" distB="0" distL="0" distR="0" wp14:anchorId="561F4C6F" wp14:editId="09C41D7D">
             <wp:extent cx="5940425" cy="4275455"/>
@@ -2254,7 +2305,6 @@
         <w:jc w:val="center"/>
       </w:pPr>
       <w:r>
-        <w:lastRenderedPageBreak/>
         <w:drawing>
           <wp:inline distT="0" distB="0" distL="0" distR="0" wp14:anchorId="43ABEBBF" wp14:editId="357FE617">
             <wp:extent cx="4577379" cy="4229100"/>
@@ -2297,6 +2347,7 @@
         <w:jc w:val="center"/>
       </w:pPr>
       <w:r>
+        <w:lastRenderedPageBreak/>
         <w:drawing>
           <wp:inline distT="0" distB="0" distL="0" distR="0" wp14:anchorId="06AAC2D2" wp14:editId="6000AA2F">
             <wp:extent cx="5940425" cy="4346575"/>
@@ -2344,7 +2395,6 @@
         <w:jc w:val="center"/>
       </w:pPr>
       <w:r>
-        <w:lastRenderedPageBreak/>
         <w:drawing>
           <wp:inline distT="0" distB="0" distL="0" distR="0" wp14:anchorId="148DBA3F" wp14:editId="1C2ECF51">
             <wp:extent cx="2429214" cy="1886213"/>
@@ -2387,6 +2437,7 @@
         <w:jc w:val="center"/>
       </w:pPr>
       <w:r>
+        <w:lastRenderedPageBreak/>
         <w:drawing>
           <wp:inline distT="0" distB="0" distL="0" distR="0" wp14:anchorId="4AD41464" wp14:editId="451F227C">
             <wp:extent cx="5940425" cy="5577840"/>
@@ -2473,6 +2524,7 @@
     </w:p>
     <w:p>
       <w:pPr>
+        <w:pStyle w:val="af3"/>
         <w:rPr>
           <w:lang w:eastAsia="zh-CN"/>
         </w:rPr>
@@ -2481,7 +2533,82 @@
         <w:rPr>
           <w:lang w:eastAsia="zh-CN"/>
         </w:rPr>
+        <w:t>В данно</w:t>
+      </w:r>
+      <w:r>
+        <w:rPr>
+          <w:lang w:eastAsia="zh-CN"/>
+        </w:rPr>
+        <w:t xml:space="preserve">м задании </w:t>
+      </w:r>
+      <w:r>
+        <w:rPr>
+          <w:lang w:eastAsia="zh-CN"/>
+        </w:rPr>
+        <w:t>был использован компонент «Дата и время» для преобразования временных данных. На вход узла были поданы результаты предыдущей группировки (продажи по дням).</w:t>
+      </w:r>
+    </w:p>
+    <w:p>
+      <w:pPr>
+        <w:pStyle w:val="af3"/>
+        <w:rPr>
+          <w:lang w:eastAsia="zh-CN"/>
+        </w:rPr>
+      </w:pPr>
+      <w:r>
+        <w:rPr>
+          <w:lang w:eastAsia="zh-CN"/>
+        </w:rPr>
+        <w:t>В настройках компонента было выбрано разбиение даты по формату «</w:t>
+      </w:r>
+      <w:proofErr w:type="spellStart"/>
+      <w:r>
+        <w:rPr>
+          <w:lang w:eastAsia="zh-CN"/>
+        </w:rPr>
+        <w:t>Год+Месяц</w:t>
+      </w:r>
+      <w:proofErr w:type="spellEnd"/>
+      <w:r>
+        <w:rPr>
+          <w:lang w:eastAsia="zh-CN"/>
+        </w:rPr>
+        <w:t>», а также дополнительно выделены номер месяца и неделя. Для каждого выбранного варианта были заданы соответствующие типы данных (дата, число, строка). В результате к исходному набору данных были добавлены новые поля, характеризующие дату продажи.</w:t>
+      </w:r>
+    </w:p>
+    <w:p>
+      <w:pPr>
+        <w:pStyle w:val="af3"/>
+        <w:rPr>
+          <w:lang w:eastAsia="zh-CN"/>
+        </w:rPr>
+      </w:pPr>
+      <w:r>
+        <w:rPr>
+          <w:lang w:eastAsia="zh-CN"/>
+        </w:rPr>
         <w:lastRenderedPageBreak/>
+        <w:t xml:space="preserve">После этого был выполнен повторный этап группировки, но уже по месяцам, что позволило получить агрегированные продажи по месяцам года. Также в ходе работы рассмотрены особенности форматирования дат и различия между обычным и ISO-форматом представления периодов времени. </w:t>
+      </w:r>
+    </w:p>
+    <w:p>
+      <w:pPr>
+        <w:pStyle w:val="af3"/>
+        <w:rPr>
+          <w:lang w:eastAsia="zh-CN"/>
+        </w:rPr>
+      </w:pPr>
+    </w:p>
+    <w:p>
+      <w:pPr>
+        <w:rPr>
+          <w:lang w:eastAsia="zh-CN"/>
+        </w:rPr>
+      </w:pPr>
+      <w:r>
+        <w:rPr>
+          <w:lang w:eastAsia="zh-CN"/>
+        </w:rPr>
         <w:drawing>
           <wp:inline distT="0" distB="0" distL="0" distR="0" wp14:anchorId="6AEBA3B7" wp14:editId="420FEECE">
             <wp:extent cx="5940425" cy="4297680"/>
@@ -2529,6 +2656,7 @@
         <w:rPr>
           <w:lang w:eastAsia="zh-CN"/>
         </w:rPr>
+        <w:lastRenderedPageBreak/>
         <w:drawing>
           <wp:inline distT="0" distB="0" distL="0" distR="0" wp14:anchorId="72E26F5E" wp14:editId="3A4917E6">
             <wp:extent cx="5940425" cy="4110355"/>
@@ -2576,7 +2704,6 @@
         <w:rPr>
           <w:lang w:eastAsia="zh-CN"/>
         </w:rPr>
-        <w:lastRenderedPageBreak/>
         <w:drawing>
           <wp:inline distT="0" distB="0" distL="0" distR="0" wp14:anchorId="22CC7C0D" wp14:editId="09CF237D">
             <wp:extent cx="5940425" cy="2491105"/>
@@ -2624,6 +2751,7 @@
         <w:rPr>
           <w:lang w:eastAsia="zh-CN"/>
         </w:rPr>
+        <w:lastRenderedPageBreak/>
         <w:drawing>
           <wp:inline distT="0" distB="0" distL="0" distR="0" wp14:anchorId="665BAAD9" wp14:editId="762D4CC4">
             <wp:extent cx="5940425" cy="4314190"/>
@@ -2671,7 +2799,6 @@
         <w:rPr>
           <w:lang w:val="en-US" w:eastAsia="zh-CN"/>
         </w:rPr>
-        <w:lastRenderedPageBreak/>
         <w:drawing>
           <wp:inline distT="0" distB="0" distL="0" distR="0" wp14:anchorId="79DF1C7E" wp14:editId="63548D37">
             <wp:extent cx="5940425" cy="4504690"/>
@@ -2726,6 +2853,7 @@
         <w:rPr>
           <w:lang w:val="en-US" w:eastAsia="zh-CN"/>
         </w:rPr>
+        <w:lastRenderedPageBreak/>
         <w:drawing>
           <wp:inline distT="0" distB="0" distL="0" distR="0" wp14:anchorId="7D903F0A" wp14:editId="1BF84D45">
             <wp:extent cx="5940425" cy="4274185"/>
@@ -2773,7 +2901,6 @@
         <w:rPr>
           <w:lang w:val="en-US" w:eastAsia="zh-CN"/>
         </w:rPr>
-        <w:lastRenderedPageBreak/>
         <w:drawing>
           <wp:inline distT="0" distB="0" distL="0" distR="0" wp14:anchorId="1539CD4E" wp14:editId="6822687A">
             <wp:extent cx="5940425" cy="4237990"/>
@@ -2821,6 +2948,7 @@
         <w:rPr>
           <w:lang w:val="en-US" w:eastAsia="zh-CN"/>
         </w:rPr>
+        <w:lastRenderedPageBreak/>
         <w:drawing>
           <wp:inline distT="0" distB="0" distL="0" distR="0" wp14:anchorId="3FABA170" wp14:editId="799E95BE">
             <wp:extent cx="5940425" cy="3535680"/>
@@ -2868,7 +2996,6 @@
         <w:rPr>
           <w:lang w:val="en-US" w:eastAsia="zh-CN"/>
         </w:rPr>
-        <w:lastRenderedPageBreak/>
         <w:drawing>
           <wp:inline distT="0" distB="0" distL="0" distR="0" wp14:anchorId="049DC670" wp14:editId="7D1EB0C7">
             <wp:extent cx="4775751" cy="4811486"/>
@@ -2916,6 +3043,7 @@
         <w:rPr>
           <w:lang w:val="en-US" w:eastAsia="zh-CN"/>
         </w:rPr>
+        <w:lastRenderedPageBreak/>
         <w:drawing>
           <wp:inline distT="0" distB="0" distL="0" distR="0" wp14:anchorId="552A9B32" wp14:editId="55846D83">
             <wp:extent cx="4833257" cy="4157479"/>
@@ -3701,7 +3829,6 @@
   <w:style w:type="character" w:default="1" w:styleId="a0">
     <w:name w:val="Default Paragraph Font"/>
     <w:uiPriority w:val="1"/>
-    <w:semiHidden/>
     <w:unhideWhenUsed/>
   </w:style>
   <w:style w:type="table" w:default="1" w:styleId="a1">

--- a/2026/Рабочая тетрадь 3.docx
+++ b/2026/Рабочая тетрадь 3.docx
@@ -1546,18 +1546,18 @@
         </w:rPr>
       </w:pPr>
     </w:p>
-    <w:bookmarkStart w:id="1" w:name="_Toc227235737" w:displacedByCustomXml="next"/>
-    <w:bookmarkStart w:id="2" w:name="_Toc66891486" w:displacedByCustomXml="next"/>
-    <w:bookmarkStart w:id="3" w:name="_Toc53328358" w:displacedByCustomXml="next"/>
-    <w:bookmarkStart w:id="4" w:name="_Toc53328297" w:displacedByCustomXml="next"/>
-    <w:bookmarkStart w:id="5" w:name="_Toc53328273" w:displacedByCustomXml="next"/>
-    <w:bookmarkStart w:id="6" w:name="_Toc32824513" w:displacedByCustomXml="next"/>
+    <w:bookmarkStart w:id="1" w:name="_Toc227236199" w:displacedByCustomXml="next"/>
+    <w:bookmarkStart w:id="2" w:name="_Toc70075743" w:displacedByCustomXml="next"/>
+    <w:bookmarkStart w:id="3" w:name="_Toc66911821" w:displacedByCustomXml="next"/>
+    <w:bookmarkStart w:id="4" w:name="_Toc66911612" w:displacedByCustomXml="next"/>
+    <w:bookmarkStart w:id="5" w:name="_Toc66911534" w:displacedByCustomXml="next"/>
+    <w:bookmarkStart w:id="6" w:name="_Toc66911088" w:displacedByCustomXml="next"/>
     <w:bookmarkStart w:id="7" w:name="_Toc51944867" w:displacedByCustomXml="next"/>
-    <w:bookmarkStart w:id="8" w:name="_Toc66911088" w:displacedByCustomXml="next"/>
-    <w:bookmarkStart w:id="9" w:name="_Toc66911534" w:displacedByCustomXml="next"/>
-    <w:bookmarkStart w:id="10" w:name="_Toc66911612" w:displacedByCustomXml="next"/>
-    <w:bookmarkStart w:id="11" w:name="_Toc66911821" w:displacedByCustomXml="next"/>
-    <w:bookmarkStart w:id="12" w:name="_Toc70075743" w:displacedByCustomXml="next"/>
+    <w:bookmarkStart w:id="8" w:name="_Toc32824513" w:displacedByCustomXml="next"/>
+    <w:bookmarkStart w:id="9" w:name="_Toc53328273" w:displacedByCustomXml="next"/>
+    <w:bookmarkStart w:id="10" w:name="_Toc53328297" w:displacedByCustomXml="next"/>
+    <w:bookmarkStart w:id="11" w:name="_Toc53328358" w:displacedByCustomXml="next"/>
+    <w:bookmarkStart w:id="12" w:name="_Toc66891486" w:displacedByCustomXml="next"/>
     <w:sdt>
       <w:sdtPr>
         <w:rPr>
@@ -1657,7 +1657,7 @@
               <w14:ligatures w14:val="standardContextual"/>
             </w:rPr>
           </w:pPr>
-          <w:hyperlink w:anchor="_Toc227235737" w:history="1">
+          <w:hyperlink w:anchor="_Toc227236199" w:history="1">
             <w:r>
               <w:rPr>
                 <w:rStyle w:val="af0"/>
@@ -1680,7 +1680,7 @@
               <w:rPr>
                 <w:webHidden/>
               </w:rPr>
-              <w:instrText xml:space="preserve"> PAGEREF _Toc227235737 \h </w:instrText>
+              <w:instrText xml:space="preserve"> PAGEREF _Toc227236199 \h </w:instrText>
             </w:r>
             <w:r>
               <w:rPr>
@@ -1719,7 +1719,7 @@
               <w14:ligatures w14:val="standardContextual"/>
             </w:rPr>
           </w:pPr>
-          <w:hyperlink w:anchor="_Toc227235738" w:history="1">
+          <w:hyperlink w:anchor="_Toc227236200" w:history="1">
             <w:r>
               <w:rPr>
                 <w:rStyle w:val="af0"/>
@@ -1742,7 +1742,7 @@
               <w:rPr>
                 <w:webHidden/>
               </w:rPr>
-              <w:instrText xml:space="preserve"> PAGEREF _Toc227235738 \h </w:instrText>
+              <w:instrText xml:space="preserve"> PAGEREF _Toc227236200 \h </w:instrText>
             </w:r>
             <w:r>
               <w:rPr>
@@ -1781,7 +1781,7 @@
               <w14:ligatures w14:val="standardContextual"/>
             </w:rPr>
           </w:pPr>
-          <w:hyperlink w:anchor="_Toc227235739" w:history="1">
+          <w:hyperlink w:anchor="_Toc227236201" w:history="1">
             <w:r>
               <w:rPr>
                 <w:rStyle w:val="af0"/>
@@ -1804,7 +1804,7 @@
               <w:rPr>
                 <w:webHidden/>
               </w:rPr>
-              <w:instrText xml:space="preserve"> PAGEREF _Toc227235739 \h </w:instrText>
+              <w:instrText xml:space="preserve"> PAGEREF _Toc227236201 \h </w:instrText>
             </w:r>
             <w:r>
               <w:rPr>
@@ -1843,7 +1843,7 @@
               <w14:ligatures w14:val="standardContextual"/>
             </w:rPr>
           </w:pPr>
-          <w:hyperlink w:anchor="_Toc227235740" w:history="1">
+          <w:hyperlink w:anchor="_Toc227236202" w:history="1">
             <w:r>
               <w:rPr>
                 <w:rStyle w:val="af0"/>
@@ -1866,7 +1866,7 @@
               <w:rPr>
                 <w:webHidden/>
               </w:rPr>
-              <w:instrText xml:space="preserve"> PAGEREF _Toc227235740 \h </w:instrText>
+              <w:instrText xml:space="preserve"> PAGEREF _Toc227236202 \h </w:instrText>
             </w:r>
             <w:r>
               <w:rPr>
@@ -1905,7 +1905,7 @@
               <w14:ligatures w14:val="standardContextual"/>
             </w:rPr>
           </w:pPr>
-          <w:hyperlink w:anchor="_Toc227235741" w:history="1">
+          <w:hyperlink w:anchor="_Toc227236203" w:history="1">
             <w:r>
               <w:rPr>
                 <w:rStyle w:val="af0"/>
@@ -1942,7 +1942,7 @@
               <w:rPr>
                 <w:webHidden/>
               </w:rPr>
-              <w:instrText xml:space="preserve"> PAGEREF _Toc227235741 \h </w:instrText>
+              <w:instrText xml:space="preserve"> PAGEREF _Toc227236203 \h </w:instrText>
             </w:r>
             <w:r>
               <w:rPr>
@@ -1959,7 +1959,7 @@
               <w:rPr>
                 <w:webHidden/>
               </w:rPr>
-              <w:t>6</w:t>
+              <w:t>7</w:t>
             </w:r>
             <w:r>
               <w:rPr>
@@ -2025,7 +2025,7 @@
       <w:pPr>
         <w:pStyle w:val="1"/>
       </w:pPr>
-      <w:bookmarkStart w:id="13" w:name="_Toc227235738"/>
+      <w:bookmarkStart w:id="13" w:name="_Toc227236200"/>
       <w:r>
         <w:lastRenderedPageBreak/>
         <w:t>Введение</w:t>
@@ -2095,7 +2095,7 @@
       <w:pPr>
         <w:pStyle w:val="1"/>
       </w:pPr>
-      <w:bookmarkStart w:id="14" w:name="_Toc227235739"/>
+      <w:bookmarkStart w:id="14" w:name="_Toc227236201"/>
       <w:r>
         <w:t>Основная часть</w:t>
       </w:r>
@@ -2108,7 +2108,7 @@
       <w:r>
         <w:t xml:space="preserve"> </w:t>
       </w:r>
-      <w:bookmarkStart w:id="15" w:name="_Toc227235740"/>
+      <w:bookmarkStart w:id="15" w:name="_Toc227236202"/>
       <w:r>
         <w:t>Практическое задание №</w:t>
       </w:r>
@@ -2178,6 +2178,9 @@
         <w:jc w:val="center"/>
       </w:pPr>
       <w:r>
+        <w:rPr>
+          <w:noProof/>
+        </w:rPr>
         <w:drawing>
           <wp:inline distT="0" distB="0" distL="0" distR="0" wp14:anchorId="79A891F1" wp14:editId="52F3B8B2">
             <wp:extent cx="5940425" cy="4262120"/>
@@ -2220,6 +2223,9 @@
         <w:jc w:val="center"/>
       </w:pPr>
       <w:r>
+        <w:rPr>
+          <w:noProof/>
+        </w:rPr>
         <w:drawing>
           <wp:inline distT="0" distB="0" distL="0" distR="0" wp14:anchorId="6B015F1A" wp14:editId="2EAA4B80">
             <wp:extent cx="4686954" cy="3305636"/>
@@ -2262,6 +2268,9 @@
         <w:jc w:val="center"/>
       </w:pPr>
       <w:r>
+        <w:rPr>
+          <w:noProof/>
+        </w:rPr>
         <w:lastRenderedPageBreak/>
         <w:drawing>
           <wp:inline distT="0" distB="0" distL="0" distR="0" wp14:anchorId="561F4C6F" wp14:editId="09C41D7D">
@@ -2305,6 +2314,9 @@
         <w:jc w:val="center"/>
       </w:pPr>
       <w:r>
+        <w:rPr>
+          <w:noProof/>
+        </w:rPr>
         <w:drawing>
           <wp:inline distT="0" distB="0" distL="0" distR="0" wp14:anchorId="43ABEBBF" wp14:editId="357FE617">
             <wp:extent cx="4577379" cy="4229100"/>
@@ -2347,6 +2359,9 @@
         <w:jc w:val="center"/>
       </w:pPr>
       <w:r>
+        <w:rPr>
+          <w:noProof/>
+        </w:rPr>
         <w:lastRenderedPageBreak/>
         <w:drawing>
           <wp:inline distT="0" distB="0" distL="0" distR="0" wp14:anchorId="06AAC2D2" wp14:editId="6000AA2F">
@@ -2395,6 +2410,9 @@
         <w:jc w:val="center"/>
       </w:pPr>
       <w:r>
+        <w:rPr>
+          <w:noProof/>
+        </w:rPr>
         <w:drawing>
           <wp:inline distT="0" distB="0" distL="0" distR="0" wp14:anchorId="148DBA3F" wp14:editId="1C2ECF51">
             <wp:extent cx="2429214" cy="1886213"/>
@@ -2437,6 +2455,9 @@
         <w:jc w:val="center"/>
       </w:pPr>
       <w:r>
+        <w:rPr>
+          <w:noProof/>
+        </w:rPr>
         <w:lastRenderedPageBreak/>
         <w:drawing>
           <wp:inline distT="0" distB="0" distL="0" distR="0" wp14:anchorId="4AD41464" wp14:editId="451F227C">
@@ -2498,7 +2519,7 @@
           <w:spacing w:val="-2"/>
         </w:rPr>
       </w:pPr>
-      <w:bookmarkStart w:id="16" w:name="_Toc227235741"/>
+      <w:bookmarkStart w:id="16" w:name="_Toc227236203"/>
       <w:r>
         <w:t>Практическое</w:t>
       </w:r>
@@ -2607,6 +2628,7 @@
       </w:pPr>
       <w:r>
         <w:rPr>
+          <w:noProof/>
           <w:lang w:eastAsia="zh-CN"/>
         </w:rPr>
         <w:drawing>
@@ -2654,6 +2676,7 @@
       </w:pPr>
       <w:r>
         <w:rPr>
+          <w:noProof/>
           <w:lang w:eastAsia="zh-CN"/>
         </w:rPr>
         <w:lastRenderedPageBreak/>
@@ -2702,6 +2725,7 @@
       </w:pPr>
       <w:r>
         <w:rPr>
+          <w:noProof/>
           <w:lang w:eastAsia="zh-CN"/>
         </w:rPr>
         <w:drawing>
@@ -2749,6 +2773,7 @@
       </w:pPr>
       <w:r>
         <w:rPr>
+          <w:noProof/>
           <w:lang w:eastAsia="zh-CN"/>
         </w:rPr>
         <w:lastRenderedPageBreak/>
@@ -2797,6 +2822,7 @@
       </w:pPr>
       <w:r>
         <w:rPr>
+          <w:noProof/>
           <w:lang w:val="en-US" w:eastAsia="zh-CN"/>
         </w:rPr>
         <w:drawing>
@@ -2851,6 +2877,7 @@
       </w:pPr>
       <w:r>
         <w:rPr>
+          <w:noProof/>
           <w:lang w:val="en-US" w:eastAsia="zh-CN"/>
         </w:rPr>
         <w:lastRenderedPageBreak/>
@@ -2899,6 +2926,7 @@
       </w:pPr>
       <w:r>
         <w:rPr>
+          <w:noProof/>
           <w:lang w:val="en-US" w:eastAsia="zh-CN"/>
         </w:rPr>
         <w:drawing>
@@ -2946,6 +2974,7 @@
       </w:pPr>
       <w:r>
         <w:rPr>
+          <w:noProof/>
           <w:lang w:val="en-US" w:eastAsia="zh-CN"/>
         </w:rPr>
         <w:lastRenderedPageBreak/>
@@ -2994,6 +3023,7 @@
       </w:pPr>
       <w:r>
         <w:rPr>
+          <w:noProof/>
           <w:lang w:val="en-US" w:eastAsia="zh-CN"/>
         </w:rPr>
         <w:drawing>
@@ -3041,6 +3071,7 @@
       </w:pPr>
       <w:r>
         <w:rPr>
+          <w:noProof/>
           <w:lang w:val="en-US" w:eastAsia="zh-CN"/>
         </w:rPr>
         <w:lastRenderedPageBreak/>
@@ -3829,6 +3860,7 @@
   <w:style w:type="character" w:default="1" w:styleId="a0">
     <w:name w:val="Default Paragraph Font"/>
     <w:uiPriority w:val="1"/>
+    <w:semiHidden/>
     <w:unhideWhenUsed/>
   </w:style>
   <w:style w:type="table" w:default="1" w:styleId="a1">

--- a/2026/Рабочая тетрадь 3.docx
+++ b/2026/Рабочая тетрадь 3.docx
@@ -1546,7 +1546,7 @@
         </w:rPr>
       </w:pPr>
     </w:p>
-    <w:bookmarkStart w:id="1" w:name="_Toc227236199" w:displacedByCustomXml="next"/>
+    <w:bookmarkStart w:id="1" w:name="_Toc227250636" w:displacedByCustomXml="next"/>
     <w:bookmarkStart w:id="2" w:name="_Toc70075743" w:displacedByCustomXml="next"/>
     <w:bookmarkStart w:id="3" w:name="_Toc66911821" w:displacedByCustomXml="next"/>
     <w:bookmarkStart w:id="4" w:name="_Toc66911612" w:displacedByCustomXml="next"/>
@@ -1657,7 +1657,7 @@
               <w14:ligatures w14:val="standardContextual"/>
             </w:rPr>
           </w:pPr>
-          <w:hyperlink w:anchor="_Toc227236199" w:history="1">
+          <w:hyperlink w:anchor="_Toc227250636" w:history="1">
             <w:r>
               <w:rPr>
                 <w:rStyle w:val="af0"/>
@@ -1680,7 +1680,7 @@
               <w:rPr>
                 <w:webHidden/>
               </w:rPr>
-              <w:instrText xml:space="preserve"> PAGEREF _Toc227236199 \h </w:instrText>
+              <w:instrText xml:space="preserve"> PAGEREF _Toc227250636 \h </w:instrText>
             </w:r>
             <w:r>
               <w:rPr>
@@ -1719,7 +1719,7 @@
               <w14:ligatures w14:val="standardContextual"/>
             </w:rPr>
           </w:pPr>
-          <w:hyperlink w:anchor="_Toc227236200" w:history="1">
+          <w:hyperlink w:anchor="_Toc227250637" w:history="1">
             <w:r>
               <w:rPr>
                 <w:rStyle w:val="af0"/>
@@ -1742,7 +1742,7 @@
               <w:rPr>
                 <w:webHidden/>
               </w:rPr>
-              <w:instrText xml:space="preserve"> PAGEREF _Toc227236200 \h </w:instrText>
+              <w:instrText xml:space="preserve"> PAGEREF _Toc227250637 \h </w:instrText>
             </w:r>
             <w:r>
               <w:rPr>
@@ -1781,7 +1781,7 @@
               <w14:ligatures w14:val="standardContextual"/>
             </w:rPr>
           </w:pPr>
-          <w:hyperlink w:anchor="_Toc227236201" w:history="1">
+          <w:hyperlink w:anchor="_Toc227250638" w:history="1">
             <w:r>
               <w:rPr>
                 <w:rStyle w:val="af0"/>
@@ -1804,7 +1804,7 @@
               <w:rPr>
                 <w:webHidden/>
               </w:rPr>
-              <w:instrText xml:space="preserve"> PAGEREF _Toc227236201 \h </w:instrText>
+              <w:instrText xml:space="preserve"> PAGEREF _Toc227250638 \h </w:instrText>
             </w:r>
             <w:r>
               <w:rPr>
@@ -1843,7 +1843,7 @@
               <w14:ligatures w14:val="standardContextual"/>
             </w:rPr>
           </w:pPr>
-          <w:hyperlink w:anchor="_Toc227236202" w:history="1">
+          <w:hyperlink w:anchor="_Toc227250639" w:history="1">
             <w:r>
               <w:rPr>
                 <w:rStyle w:val="af0"/>
@@ -1866,7 +1866,7 @@
               <w:rPr>
                 <w:webHidden/>
               </w:rPr>
-              <w:instrText xml:space="preserve"> PAGEREF _Toc227236202 \h </w:instrText>
+              <w:instrText xml:space="preserve"> PAGEREF _Toc227250639 \h </w:instrText>
             </w:r>
             <w:r>
               <w:rPr>
@@ -1905,7 +1905,7 @@
               <w14:ligatures w14:val="standardContextual"/>
             </w:rPr>
           </w:pPr>
-          <w:hyperlink w:anchor="_Toc227236203" w:history="1">
+          <w:hyperlink w:anchor="_Toc227250640" w:history="1">
             <w:r>
               <w:rPr>
                 <w:rStyle w:val="af0"/>
@@ -1942,7 +1942,7 @@
               <w:rPr>
                 <w:webHidden/>
               </w:rPr>
-              <w:instrText xml:space="preserve"> PAGEREF _Toc227236203 \h </w:instrText>
+              <w:instrText xml:space="preserve"> PAGEREF _Toc227250640 \h </w:instrText>
             </w:r>
             <w:r>
               <w:rPr>
@@ -1960,6 +1960,68 @@
                 <w:webHidden/>
               </w:rPr>
               <w:t>7</w:t>
+            </w:r>
+            <w:r>
+              <w:rPr>
+                <w:webHidden/>
+              </w:rPr>
+              <w:fldChar w:fldCharType="end"/>
+            </w:r>
+          </w:hyperlink>
+        </w:p>
+        <w:p>
+          <w:pPr>
+            <w:pStyle w:val="13"/>
+            <w:rPr>
+              <w:rFonts w:asciiTheme="minorHAnsi" w:eastAsiaTheme="minorEastAsia" w:hAnsiTheme="minorHAnsi" w:cstheme="minorBidi"/>
+              <w:b w:val="0"/>
+              <w:bCs w:val="0"/>
+              <w:kern w:val="2"/>
+              <w:lang w:eastAsia="ru-RU"/>
+              <w14:ligatures w14:val="standardContextual"/>
+            </w:rPr>
+          </w:pPr>
+          <w:hyperlink w:anchor="_Toc227250641" w:history="1">
+            <w:r>
+              <w:rPr>
+                <w:rStyle w:val="af0"/>
+              </w:rPr>
+              <w:t>Выводы</w:t>
+            </w:r>
+            <w:r>
+              <w:rPr>
+                <w:webHidden/>
+              </w:rPr>
+              <w:tab/>
+            </w:r>
+            <w:r>
+              <w:rPr>
+                <w:webHidden/>
+              </w:rPr>
+              <w:fldChar w:fldCharType="begin"/>
+            </w:r>
+            <w:r>
+              <w:rPr>
+                <w:webHidden/>
+              </w:rPr>
+              <w:instrText xml:space="preserve"> PAGEREF _Toc227250641 \h </w:instrText>
+            </w:r>
+            <w:r>
+              <w:rPr>
+                <w:webHidden/>
+              </w:rPr>
+            </w:r>
+            <w:r>
+              <w:rPr>
+                <w:webHidden/>
+              </w:rPr>
+              <w:fldChar w:fldCharType="separate"/>
+            </w:r>
+            <w:r>
+              <w:rPr>
+                <w:webHidden/>
+              </w:rPr>
+              <w:t>13</w:t>
             </w:r>
             <w:r>
               <w:rPr>
@@ -2025,7 +2087,7 @@
       <w:pPr>
         <w:pStyle w:val="1"/>
       </w:pPr>
-      <w:bookmarkStart w:id="13" w:name="_Toc227236200"/>
+      <w:bookmarkStart w:id="13" w:name="_Toc227250637"/>
       <w:r>
         <w:lastRenderedPageBreak/>
         <w:t>Введение</w:t>
@@ -2095,7 +2157,7 @@
       <w:pPr>
         <w:pStyle w:val="1"/>
       </w:pPr>
-      <w:bookmarkStart w:id="14" w:name="_Toc227236201"/>
+      <w:bookmarkStart w:id="14" w:name="_Toc227250638"/>
       <w:r>
         <w:t>Основная часть</w:t>
       </w:r>
@@ -2108,7 +2170,7 @@
       <w:r>
         <w:t xml:space="preserve"> </w:t>
       </w:r>
-      <w:bookmarkStart w:id="15" w:name="_Toc227236202"/>
+      <w:bookmarkStart w:id="15" w:name="_Toc227250639"/>
       <w:r>
         <w:t>Практическое задание №</w:t>
       </w:r>
@@ -2519,7 +2581,7 @@
           <w:spacing w:val="-2"/>
         </w:rPr>
       </w:pPr>
-      <w:bookmarkStart w:id="16" w:name="_Toc227236203"/>
+      <w:bookmarkStart w:id="16" w:name="_Toc227250640"/>
       <w:r>
         <w:t>Практическое</w:t>
       </w:r>
@@ -3066,7 +3128,7 @@
     <w:p>
       <w:pPr>
         <w:rPr>
-          <w:lang w:val="en-US" w:eastAsia="zh-CN"/>
+          <w:lang w:eastAsia="zh-CN"/>
         </w:rPr>
       </w:pPr>
       <w:r>
@@ -3111,6 +3173,77 @@
           </wp:inline>
         </w:drawing>
       </w:r>
+    </w:p>
+    <w:p>
+      <w:pPr>
+        <w:rPr>
+          <w:lang w:eastAsia="zh-CN"/>
+        </w:rPr>
+      </w:pPr>
+    </w:p>
+    <w:p>
+      <w:pPr>
+        <w:pStyle w:val="af1"/>
+        <w:rPr>
+          <w:lang w:eastAsia="zh-CN"/>
+        </w:rPr>
+      </w:pPr>
+      <w:bookmarkStart w:id="17" w:name="_Toc227250641"/>
+      <w:r>
+        <w:rPr>
+          <w:lang w:eastAsia="zh-CN"/>
+        </w:rPr>
+        <w:t>Выводы</w:t>
+      </w:r>
+      <w:bookmarkEnd w:id="17"/>
+    </w:p>
+    <w:p>
+      <w:pPr>
+        <w:pStyle w:val="af3"/>
+        <w:rPr>
+          <w:lang w:eastAsia="zh-CN"/>
+        </w:rPr>
+      </w:pPr>
+      <w:r>
+        <w:rPr>
+          <w:lang w:eastAsia="zh-CN"/>
+        </w:rPr>
+        <w:t xml:space="preserve">В результате выполнения практических работ были изучены основные инструменты обработки данных в </w:t>
+      </w:r>
+      <w:proofErr w:type="spellStart"/>
+      <w:r>
+        <w:rPr>
+          <w:lang w:eastAsia="zh-CN"/>
+        </w:rPr>
+        <w:t>Loginom</w:t>
+      </w:r>
+      <w:proofErr w:type="spellEnd"/>
+      <w:r>
+        <w:rPr>
+          <w:lang w:eastAsia="zh-CN"/>
+        </w:rPr>
+        <w:t>, включая группировку и преобразование полей</w:t>
+      </w:r>
+      <w:r>
+        <w:rPr>
+          <w:lang w:eastAsia="zh-CN"/>
+        </w:rPr>
+        <w:t xml:space="preserve"> времени и даты</w:t>
+      </w:r>
+      <w:r>
+        <w:rPr>
+          <w:lang w:eastAsia="zh-CN"/>
+        </w:rPr>
+        <w:t>. Освоены навыки агрегирования данных по различным признакам, а также формирования временных интервалов (месяц, неделя) для последующего анализа. Полученные результаты показали, что использование данных компонентов позволяет эффективно структурировать исходные данные, уменьшать их объем и получать удобные для анализа сводные показатели по времени и категориям.</w:t>
+      </w:r>
+    </w:p>
+    <w:p>
+      <w:pPr>
+        <w:pStyle w:val="af3"/>
+        <w:rPr>
+          <w:lang w:eastAsia="zh-CN"/>
+        </w:rPr>
+      </w:pPr>
     </w:p>
     <w:sectPr>
       <w:footerReference w:type="default" r:id="rId24"/>
